--- a/src/main/resources/tabela_matriz_curricular.docx
+++ b/src/main/resources/tabela_matriz_curricular.docx
@@ -4,40 +4,114 @@
   <w:body>
     <w:tbl>
       <w:tblPr>
-        <w:tblW w:w="9645" w:type="dxa"/>
-        <w:jc w:val="start"/>
-        <w:tblInd w:w="109" w:type="dxa"/>
+        <w:tblW w:w="9633" w:type="dxa"/>
+        <w:jc w:val="left"/>
+        <w:tblInd w:w="21" w:type="dxa"/>
         <w:tblLayout w:type="fixed"/>
         <w:tblCellMar>
-          <w:top w:w="100" w:type="dxa"/>
-          <w:start w:w="100" w:type="dxa"/>
-          <w:bottom w:w="100" w:type="dxa"/>
-          <w:end w:w="100" w:type="dxa"/>
+          <w:top w:w="0" w:type="dxa"/>
+          <w:left w:w="0" w:type="dxa"/>
+          <w:bottom w:w="0" w:type="dxa"/>
+          <w:right w:w="0" w:type="dxa"/>
         </w:tblCellMar>
       </w:tblPr>
       <w:tblGrid>
-        <w:gridCol w:w="1345"/>
-        <w:gridCol w:w="1484"/>
-        <w:gridCol w:w="1181"/>
-        <w:gridCol w:w="664"/>
-        <w:gridCol w:w="531"/>
-        <w:gridCol w:w="694"/>
-        <w:gridCol w:w="1584"/>
-        <w:gridCol w:w="2162"/>
+        <w:gridCol w:w="1170"/>
+        <w:gridCol w:w="1695"/>
+        <w:gridCol w:w="1425"/>
+        <w:gridCol w:w="615"/>
+        <w:gridCol w:w="735"/>
+        <w:gridCol w:w="915"/>
+        <w:gridCol w:w="1590"/>
+        <w:gridCol w:w="1488"/>
       </w:tblGrid>
+      <w:tr>
+        <w:trPr>
+          <w:trHeight w:val="570" w:hRule="atLeast"/>
+        </w:trPr>
+        <w:tc>
+          <w:tcPr>
+            <w:tcW w:w="9633" w:type="dxa"/>
+            <w:gridSpan w:val="8"/>
+            <w:tcBorders>
+              <w:top w:val="single" w:sz="6" w:space="0" w:color="000000"/>
+              <w:left w:val="single" w:sz="6" w:space="0" w:color="000000"/>
+              <w:bottom w:val="single" w:sz="6" w:space="0" w:color="000000"/>
+              <w:right w:val="single" w:sz="6" w:space="0" w:color="000000"/>
+            </w:tcBorders>
+            <w:shd w:fill="CCCCCC" w:val="clear"/>
+            <w:vAlign w:val="center"/>
+          </w:tcPr>
+          <w:p>
+            <w:pPr>
+              <w:pStyle w:val="TableContents"/>
+              <w:widowControl/>
+              <w:tabs>
+                <w:tab w:val="clear" w:pos="709"/>
+              </w:tabs>
+              <w:bidi w:val="0"/>
+              <w:spacing w:lineRule="auto" w:line="288" w:before="0" w:after="0"/>
+              <w:ind w:hanging="0" w:left="0" w:right="0"/>
+              <w:jc w:val="center"/>
+              <w:rPr>
+                <w:rFonts w:ascii="Liberation Serif" w:hAnsi="Liberation Serif"/>
+                <w:b/>
+                <w:bCs/>
+                <w:i w:val="false"/>
+                <w:i w:val="false"/>
+                <w:iCs w:val="false"/>
+                <w:strike w:val="false"/>
+                <w:dstrike w:val="false"/>
+                <w:outline w:val="false"/>
+                <w:shadow w:val="false"/>
+                <w:color w:val="000000"/>
+                <w:sz w:val="24"/>
+                <w:szCs w:val="24"/>
+                <w:highlight w:val="none"/>
+                <w:u w:val="none"/>
+                <w:effect w:val="none"/>
+                <w:shd w:fill="auto" w:val="clear"/>
+              </w:rPr>
+            </w:pPr>
+            <w:r>
+              <w:rPr>
+                <w:b/>
+                <w:bCs/>
+                <w:i w:val="false"/>
+                <w:iCs w:val="false"/>
+                <w:strike w:val="false"/>
+                <w:dstrike w:val="false"/>
+                <w:outline w:val="false"/>
+                <w:shadow w:val="false"/>
+                <w:color w:val="000000"/>
+                <w:sz w:val="24"/>
+                <w:szCs w:val="24"/>
+                <w:u w:val="none"/>
+                <w:effect w:val="none"/>
+                <w:shd w:fill="auto" w:val="clear"/>
+              </w:rPr>
+            </w:r>
+          </w:p>
+        </w:tc>
+      </w:tr>
       <w:tr>
         <w:trPr>
           <w:trHeight w:val="900" w:hRule="atLeast"/>
         </w:trPr>
         <w:tc>
           <w:tcPr>
-            <w:tcW w:w="1345" w:type="dxa"/>
+            <w:tcW w:w="1170" w:type="dxa"/>
             <w:vMerge w:val="restart"/>
             <w:tcBorders>
-              <w:top w:val="single" w:sz="8" w:space="0" w:color="000000"/>
-              <w:start w:val="single" w:sz="8" w:space="0" w:color="000000"/>
-              <w:end w:val="single" w:sz="8" w:space="0" w:color="000000"/>
-            </w:tcBorders>
+              <w:left w:val="single" w:sz="8" w:space="0" w:color="000000"/>
+              <w:bottom w:val="single" w:sz="8" w:space="0" w:color="000000"/>
+            </w:tcBorders>
+            <w:tcMar>
+              <w:top w:w="100" w:type="dxa"/>
+              <w:left w:w="100" w:type="dxa"/>
+              <w:bottom w:w="100" w:type="dxa"/>
+              <w:right w:w="100" w:type="dxa"/>
+            </w:tcMar>
             <w:vAlign w:val="center"/>
           </w:tcPr>
           <w:p>
@@ -49,7 +123,7 @@
               </w:tabs>
               <w:bidi w:val="0"/>
               <w:spacing w:lineRule="auto" w:line="288" w:before="0" w:after="0"/>
-              <w:ind w:hanging="0" w:start="0" w:end="0"/>
+              <w:ind w:hanging="0" w:left="0" w:right="0"/>
               <w:jc w:val="both"/>
               <w:rPr>
                 <w:rFonts w:ascii="Times New Roman" w:hAnsi="Times New Roman"/>
@@ -91,23 +165,34 @@
                 <w:tab w:val="clear" w:pos="709"/>
               </w:tabs>
               <w:bidi w:val="0"/>
-              <w:rPr/>
-            </w:pPr>
-            <w:r>
-              <w:rPr/>
+              <w:rPr>
+                <w:sz w:val="22"/>
+                <w:szCs w:val="22"/>
+              </w:rPr>
+            </w:pPr>
+            <w:r>
+              <w:rPr>
+                <w:sz w:val="22"/>
+                <w:szCs w:val="22"/>
+              </w:rPr>
               <w:t>Código</w:t>
             </w:r>
           </w:p>
         </w:tc>
         <w:tc>
           <w:tcPr>
-            <w:tcW w:w="1484" w:type="dxa"/>
+            <w:tcW w:w="1695" w:type="dxa"/>
             <w:vMerge w:val="restart"/>
             <w:tcBorders>
-              <w:top w:val="single" w:sz="8" w:space="0" w:color="000000"/>
-              <w:start w:val="single" w:sz="8" w:space="0" w:color="000000"/>
-              <w:end w:val="single" w:sz="8" w:space="0" w:color="000000"/>
-            </w:tcBorders>
+              <w:left w:val="single" w:sz="8" w:space="0" w:color="000000"/>
+              <w:bottom w:val="single" w:sz="8" w:space="0" w:color="000000"/>
+            </w:tcBorders>
+            <w:tcMar>
+              <w:top w:w="100" w:type="dxa"/>
+              <w:left w:w="100" w:type="dxa"/>
+              <w:bottom w:w="100" w:type="dxa"/>
+              <w:right w:w="100" w:type="dxa"/>
+            </w:tcMar>
             <w:vAlign w:val="center"/>
           </w:tcPr>
           <w:p>
@@ -119,7 +204,7 @@
               </w:tabs>
               <w:bidi w:val="0"/>
               <w:spacing w:lineRule="auto" w:line="288" w:before="0" w:after="0"/>
-              <w:ind w:hanging="0" w:start="0" w:end="0"/>
+              <w:ind w:hanging="0" w:left="0" w:right="0"/>
               <w:jc w:val="both"/>
               <w:rPr>
                 <w:rFonts w:ascii="Times New Roman" w:hAnsi="Times New Roman"/>
@@ -161,10 +246,16 @@
                 <w:tab w:val="clear" w:pos="709"/>
               </w:tabs>
               <w:bidi w:val="0"/>
-              <w:rPr/>
-            </w:pPr>
-            <w:r>
-              <w:rPr/>
+              <w:rPr>
+                <w:sz w:val="22"/>
+                <w:szCs w:val="22"/>
+              </w:rPr>
+            </w:pPr>
+            <w:r>
+              <w:rPr>
+                <w:sz w:val="22"/>
+                <w:szCs w:val="22"/>
+              </w:rPr>
               <w:t>Componentes</w:t>
               <w:br/>
               <w:t>Curriculares</w:t>
@@ -173,13 +264,18 @@
         </w:tc>
         <w:tc>
           <w:tcPr>
-            <w:tcW w:w="1181" w:type="dxa"/>
+            <w:tcW w:w="1425" w:type="dxa"/>
             <w:vMerge w:val="restart"/>
             <w:tcBorders>
-              <w:top w:val="single" w:sz="8" w:space="0" w:color="000000"/>
-              <w:start w:val="single" w:sz="8" w:space="0" w:color="000000"/>
-              <w:end w:val="single" w:sz="8" w:space="0" w:color="000000"/>
-            </w:tcBorders>
+              <w:left w:val="single" w:sz="8" w:space="0" w:color="000000"/>
+              <w:bottom w:val="single" w:sz="8" w:space="0" w:color="000000"/>
+            </w:tcBorders>
+            <w:tcMar>
+              <w:top w:w="100" w:type="dxa"/>
+              <w:left w:w="100" w:type="dxa"/>
+              <w:bottom w:w="100" w:type="dxa"/>
+              <w:right w:w="100" w:type="dxa"/>
+            </w:tcMar>
             <w:vAlign w:val="center"/>
           </w:tcPr>
           <w:p>
@@ -191,7 +287,7 @@
               </w:tabs>
               <w:bidi w:val="0"/>
               <w:spacing w:lineRule="auto" w:line="288" w:before="0" w:after="0"/>
-              <w:ind w:hanging="0" w:start="0" w:end="0"/>
+              <w:ind w:hanging="0" w:left="0" w:right="0"/>
               <w:jc w:val="both"/>
               <w:rPr>
                 <w:rFonts w:ascii="Times New Roman" w:hAnsi="Times New Roman"/>
@@ -233,23 +329,34 @@
                 <w:tab w:val="clear" w:pos="709"/>
               </w:tabs>
               <w:bidi w:val="0"/>
-              <w:rPr/>
-            </w:pPr>
-            <w:r>
-              <w:rPr/>
+              <w:rPr>
+                <w:sz w:val="22"/>
+                <w:szCs w:val="22"/>
+              </w:rPr>
+            </w:pPr>
+            <w:r>
+              <w:rPr>
+                <w:sz w:val="22"/>
+                <w:szCs w:val="22"/>
+              </w:rPr>
               <w:t>Créditos</w:t>
             </w:r>
           </w:p>
         </w:tc>
         <w:tc>
           <w:tcPr>
-            <w:tcW w:w="1889" w:type="dxa"/>
+            <w:tcW w:w="2265" w:type="dxa"/>
             <w:gridSpan w:val="3"/>
             <w:tcBorders>
-              <w:top w:val="single" w:sz="8" w:space="0" w:color="000000"/>
-              <w:start w:val="single" w:sz="8" w:space="0" w:color="000000"/>
-              <w:end w:val="single" w:sz="8" w:space="0" w:color="000000"/>
-            </w:tcBorders>
+              <w:left w:val="single" w:sz="8" w:space="0" w:color="000000"/>
+              <w:bottom w:val="single" w:sz="8" w:space="0" w:color="000000"/>
+            </w:tcBorders>
+            <w:tcMar>
+              <w:top w:w="100" w:type="dxa"/>
+              <w:left w:w="100" w:type="dxa"/>
+              <w:bottom w:w="100" w:type="dxa"/>
+              <w:right w:w="100" w:type="dxa"/>
+            </w:tcMar>
             <w:vAlign w:val="center"/>
           </w:tcPr>
           <w:p>
@@ -259,22 +366,34 @@
                 <w:tab w:val="clear" w:pos="709"/>
               </w:tabs>
               <w:bidi w:val="0"/>
-              <w:rPr/>
-            </w:pPr>
-            <w:r>
-              <w:rPr/>
+              <w:rPr>
+                <w:sz w:val="22"/>
+                <w:szCs w:val="22"/>
+              </w:rPr>
+            </w:pPr>
+            <w:r>
+              <w:rPr>
+                <w:sz w:val="22"/>
+                <w:szCs w:val="22"/>
+              </w:rPr>
               <w:t>Total de Horas</w:t>
             </w:r>
           </w:p>
         </w:tc>
         <w:tc>
           <w:tcPr>
-            <w:tcW w:w="1584" w:type="dxa"/>
+            <w:tcW w:w="1590" w:type="dxa"/>
             <w:vMerge w:val="restart"/>
             <w:tcBorders>
-              <w:top w:val="single" w:sz="8" w:space="0" w:color="000000"/>
-              <w:start w:val="single" w:sz="8" w:space="0" w:color="000000"/>
-            </w:tcBorders>
+              <w:left w:val="single" w:sz="8" w:space="0" w:color="000000"/>
+              <w:bottom w:val="single" w:sz="8" w:space="0" w:color="000000"/>
+            </w:tcBorders>
+            <w:tcMar>
+              <w:top w:w="100" w:type="dxa"/>
+              <w:left w:w="100" w:type="dxa"/>
+              <w:bottom w:w="100" w:type="dxa"/>
+              <w:right w:w="100" w:type="dxa"/>
+            </w:tcMar>
             <w:vAlign w:val="center"/>
           </w:tcPr>
           <w:p>
@@ -286,7 +405,7 @@
               </w:tabs>
               <w:bidi w:val="0"/>
               <w:spacing w:lineRule="auto" w:line="288" w:before="0" w:after="0"/>
-              <w:ind w:hanging="0" w:start="0" w:end="0"/>
+              <w:ind w:hanging="0" w:left="0" w:right="0"/>
               <w:jc w:val="both"/>
               <w:rPr>
                 <w:rFonts w:ascii="Times New Roman" w:hAnsi="Times New Roman"/>
@@ -328,23 +447,35 @@
                 <w:tab w:val="clear" w:pos="709"/>
               </w:tabs>
               <w:bidi w:val="0"/>
-              <w:rPr/>
-            </w:pPr>
-            <w:r>
-              <w:rPr/>
+              <w:rPr>
+                <w:sz w:val="22"/>
+                <w:szCs w:val="22"/>
+              </w:rPr>
+            </w:pPr>
+            <w:r>
+              <w:rPr>
+                <w:sz w:val="22"/>
+                <w:szCs w:val="22"/>
+              </w:rPr>
               <w:t>Pré-requisitos</w:t>
             </w:r>
           </w:p>
         </w:tc>
         <w:tc>
           <w:tcPr>
-            <w:tcW w:w="2162" w:type="dxa"/>
+            <w:tcW w:w="1488" w:type="dxa"/>
             <w:vMerge w:val="restart"/>
             <w:tcBorders>
-              <w:top w:val="single" w:sz="8" w:space="0" w:color="000000"/>
-              <w:start w:val="single" w:sz="8" w:space="0" w:color="000000"/>
-              <w:end w:val="single" w:sz="8" w:space="0" w:color="000000"/>
-            </w:tcBorders>
+              <w:left w:val="single" w:sz="8" w:space="0" w:color="000000"/>
+              <w:bottom w:val="single" w:sz="8" w:space="0" w:color="000000"/>
+              <w:right w:val="single" w:sz="8" w:space="0" w:color="000000"/>
+            </w:tcBorders>
+            <w:tcMar>
+              <w:top w:w="100" w:type="dxa"/>
+              <w:left w:w="100" w:type="dxa"/>
+              <w:bottom w:w="100" w:type="dxa"/>
+              <w:right w:w="100" w:type="dxa"/>
+            </w:tcMar>
             <w:vAlign w:val="center"/>
           </w:tcPr>
           <w:p>
@@ -354,10 +485,16 @@
                 <w:tab w:val="clear" w:pos="709"/>
               </w:tabs>
               <w:bidi w:val="0"/>
-              <w:rPr/>
-            </w:pPr>
-            <w:r>
-              <w:rPr/>
+              <w:rPr>
+                <w:sz w:val="22"/>
+                <w:szCs w:val="22"/>
+              </w:rPr>
+            </w:pPr>
+            <w:r>
+              <w:rPr>
+                <w:sz w:val="22"/>
+                <w:szCs w:val="22"/>
+              </w:rPr>
               <w:t>Correquisitos</w:t>
             </w:r>
           </w:p>
@@ -367,13 +504,18 @@
         <w:trPr/>
         <w:tc>
           <w:tcPr>
-            <w:tcW w:w="1345" w:type="dxa"/>
+            <w:tcW w:w="1170" w:type="dxa"/>
             <w:vMerge w:val="continue"/>
             <w:tcBorders>
-              <w:top w:val="single" w:sz="8" w:space="0" w:color="000000"/>
-              <w:start w:val="single" w:sz="8" w:space="0" w:color="000000"/>
-              <w:end w:val="single" w:sz="8" w:space="0" w:color="000000"/>
-            </w:tcBorders>
+              <w:left w:val="single" w:sz="8" w:space="0" w:color="000000"/>
+              <w:bottom w:val="single" w:sz="8" w:space="0" w:color="000000"/>
+            </w:tcBorders>
+            <w:tcMar>
+              <w:top w:w="100" w:type="dxa"/>
+              <w:left w:w="100" w:type="dxa"/>
+              <w:bottom w:w="100" w:type="dxa"/>
+              <w:right w:w="100" w:type="dxa"/>
+            </w:tcMar>
             <w:vAlign w:val="center"/>
           </w:tcPr>
           <w:p>
@@ -385,7 +527,7 @@
               </w:tabs>
               <w:bidi w:val="0"/>
               <w:spacing w:lineRule="auto" w:line="288" w:before="0" w:after="0"/>
-              <w:ind w:hanging="0" w:start="0" w:end="0"/>
+              <w:ind w:hanging="0" w:left="0" w:right="0"/>
               <w:jc w:val="both"/>
               <w:rPr>
                 <w:rFonts w:ascii="Times New Roman" w:hAnsi="Times New Roman"/>
@@ -396,34 +538,41 @@
                 <w:dstrike w:val="false"/>
                 <w:color w:val="000000"/>
                 <w:sz w:val="22"/>
-                <w:u w:val="none"/>
-                <w:effect w:val="none"/>
-              </w:rPr>
-            </w:pPr>
-            <w:r>
-              <w:rPr>
-                <w:rFonts w:ascii="Times New Roman" w:hAnsi="Times New Roman"/>
-                <w:b/>
-                <w:i w:val="false"/>
-                <w:strike w:val="false"/>
-                <w:dstrike w:val="false"/>
-                <w:color w:val="000000"/>
-                <w:sz w:val="22"/>
-                <w:u w:val="none"/>
-                <w:effect w:val="none"/>
-              </w:rPr>
-            </w:r>
-          </w:p>
-        </w:tc>
-        <w:tc>
-          <w:tcPr>
-            <w:tcW w:w="1484" w:type="dxa"/>
+                <w:szCs w:val="22"/>
+                <w:u w:val="none"/>
+                <w:effect w:val="none"/>
+              </w:rPr>
+            </w:pPr>
+            <w:r>
+              <w:rPr>
+                <w:rFonts w:ascii="Times New Roman" w:hAnsi="Times New Roman"/>
+                <w:b/>
+                <w:i w:val="false"/>
+                <w:strike w:val="false"/>
+                <w:dstrike w:val="false"/>
+                <w:color w:val="000000"/>
+                <w:sz w:val="22"/>
+                <w:szCs w:val="22"/>
+                <w:u w:val="none"/>
+                <w:effect w:val="none"/>
+              </w:rPr>
+            </w:r>
+          </w:p>
+        </w:tc>
+        <w:tc>
+          <w:tcPr>
+            <w:tcW w:w="1695" w:type="dxa"/>
             <w:vMerge w:val="continue"/>
             <w:tcBorders>
-              <w:top w:val="single" w:sz="8" w:space="0" w:color="000000"/>
-              <w:start w:val="single" w:sz="8" w:space="0" w:color="000000"/>
-              <w:end w:val="single" w:sz="8" w:space="0" w:color="000000"/>
-            </w:tcBorders>
+              <w:left w:val="single" w:sz="8" w:space="0" w:color="000000"/>
+              <w:bottom w:val="single" w:sz="8" w:space="0" w:color="000000"/>
+            </w:tcBorders>
+            <w:tcMar>
+              <w:top w:w="100" w:type="dxa"/>
+              <w:left w:w="100" w:type="dxa"/>
+              <w:bottom w:w="100" w:type="dxa"/>
+              <w:right w:w="100" w:type="dxa"/>
+            </w:tcMar>
             <w:vAlign w:val="center"/>
           </w:tcPr>
           <w:p>
@@ -435,7 +584,7 @@
               </w:tabs>
               <w:bidi w:val="0"/>
               <w:spacing w:lineRule="auto" w:line="288" w:before="0" w:after="0"/>
-              <w:ind w:hanging="0" w:start="0" w:end="0"/>
+              <w:ind w:hanging="0" w:left="0" w:right="0"/>
               <w:jc w:val="both"/>
               <w:rPr>
                 <w:rFonts w:ascii="Times New Roman" w:hAnsi="Times New Roman"/>
@@ -446,34 +595,41 @@
                 <w:dstrike w:val="false"/>
                 <w:color w:val="000000"/>
                 <w:sz w:val="22"/>
-                <w:u w:val="none"/>
-                <w:effect w:val="none"/>
-              </w:rPr>
-            </w:pPr>
-            <w:r>
-              <w:rPr>
-                <w:rFonts w:ascii="Times New Roman" w:hAnsi="Times New Roman"/>
-                <w:b/>
-                <w:i w:val="false"/>
-                <w:strike w:val="false"/>
-                <w:dstrike w:val="false"/>
-                <w:color w:val="000000"/>
-                <w:sz w:val="22"/>
-                <w:u w:val="none"/>
-                <w:effect w:val="none"/>
-              </w:rPr>
-            </w:r>
-          </w:p>
-        </w:tc>
-        <w:tc>
-          <w:tcPr>
-            <w:tcW w:w="1181" w:type="dxa"/>
+                <w:szCs w:val="22"/>
+                <w:u w:val="none"/>
+                <w:effect w:val="none"/>
+              </w:rPr>
+            </w:pPr>
+            <w:r>
+              <w:rPr>
+                <w:rFonts w:ascii="Times New Roman" w:hAnsi="Times New Roman"/>
+                <w:b/>
+                <w:i w:val="false"/>
+                <w:strike w:val="false"/>
+                <w:dstrike w:val="false"/>
+                <w:color w:val="000000"/>
+                <w:sz w:val="22"/>
+                <w:szCs w:val="22"/>
+                <w:u w:val="none"/>
+                <w:effect w:val="none"/>
+              </w:rPr>
+            </w:r>
+          </w:p>
+        </w:tc>
+        <w:tc>
+          <w:tcPr>
+            <w:tcW w:w="1425" w:type="dxa"/>
             <w:vMerge w:val="continue"/>
             <w:tcBorders>
-              <w:top w:val="single" w:sz="8" w:space="0" w:color="000000"/>
-              <w:start w:val="single" w:sz="8" w:space="0" w:color="000000"/>
-              <w:end w:val="single" w:sz="8" w:space="0" w:color="000000"/>
-            </w:tcBorders>
+              <w:left w:val="single" w:sz="8" w:space="0" w:color="000000"/>
+              <w:bottom w:val="single" w:sz="8" w:space="0" w:color="000000"/>
+            </w:tcBorders>
+            <w:tcMar>
+              <w:top w:w="100" w:type="dxa"/>
+              <w:left w:w="100" w:type="dxa"/>
+              <w:bottom w:w="100" w:type="dxa"/>
+              <w:right w:w="100" w:type="dxa"/>
+            </w:tcMar>
             <w:vAlign w:val="center"/>
           </w:tcPr>
           <w:p>
@@ -485,7 +641,7 @@
               </w:tabs>
               <w:bidi w:val="0"/>
               <w:spacing w:lineRule="auto" w:line="288" w:before="0" w:after="0"/>
-              <w:ind w:hanging="0" w:start="0" w:end="0"/>
+              <w:ind w:hanging="0" w:left="0" w:right="0"/>
               <w:jc w:val="both"/>
               <w:rPr>
                 <w:rFonts w:ascii="Times New Roman" w:hAnsi="Times New Roman"/>
@@ -496,31 +652,40 @@
                 <w:dstrike w:val="false"/>
                 <w:color w:val="000000"/>
                 <w:sz w:val="22"/>
-                <w:u w:val="none"/>
-                <w:effect w:val="none"/>
-              </w:rPr>
-            </w:pPr>
-            <w:r>
-              <w:rPr>
-                <w:rFonts w:ascii="Times New Roman" w:hAnsi="Times New Roman"/>
-                <w:b/>
-                <w:i w:val="false"/>
-                <w:strike w:val="false"/>
-                <w:dstrike w:val="false"/>
-                <w:color w:val="000000"/>
-                <w:sz w:val="22"/>
-                <w:u w:val="none"/>
-                <w:effect w:val="none"/>
-              </w:rPr>
-            </w:r>
-          </w:p>
-        </w:tc>
-        <w:tc>
-          <w:tcPr>
-            <w:tcW w:w="664" w:type="dxa"/>
-            <w:tcBorders>
-              <w:start w:val="single" w:sz="8" w:space="0" w:color="000000"/>
-            </w:tcBorders>
+                <w:szCs w:val="22"/>
+                <w:u w:val="none"/>
+                <w:effect w:val="none"/>
+              </w:rPr>
+            </w:pPr>
+            <w:r>
+              <w:rPr>
+                <w:rFonts w:ascii="Times New Roman" w:hAnsi="Times New Roman"/>
+                <w:b/>
+                <w:i w:val="false"/>
+                <w:strike w:val="false"/>
+                <w:dstrike w:val="false"/>
+                <w:color w:val="000000"/>
+                <w:sz w:val="22"/>
+                <w:szCs w:val="22"/>
+                <w:u w:val="none"/>
+                <w:effect w:val="none"/>
+              </w:rPr>
+            </w:r>
+          </w:p>
+        </w:tc>
+        <w:tc>
+          <w:tcPr>
+            <w:tcW w:w="615" w:type="dxa"/>
+            <w:tcBorders>
+              <w:left w:val="single" w:sz="8" w:space="0" w:color="000000"/>
+              <w:bottom w:val="single" w:sz="8" w:space="0" w:color="000000"/>
+            </w:tcBorders>
+            <w:tcMar>
+              <w:top w:w="100" w:type="dxa"/>
+              <w:left w:w="100" w:type="dxa"/>
+              <w:bottom w:w="100" w:type="dxa"/>
+              <w:right w:w="100" w:type="dxa"/>
+            </w:tcMar>
             <w:vAlign w:val="center"/>
           </w:tcPr>
           <w:p>
@@ -530,20 +695,33 @@
                 <w:tab w:val="clear" w:pos="709"/>
               </w:tabs>
               <w:bidi w:val="0"/>
-              <w:rPr/>
-            </w:pPr>
-            <w:r>
-              <w:rPr/>
+              <w:rPr>
+                <w:sz w:val="22"/>
+                <w:szCs w:val="22"/>
+              </w:rPr>
+            </w:pPr>
+            <w:r>
+              <w:rPr>
+                <w:sz w:val="22"/>
+                <w:szCs w:val="22"/>
+              </w:rPr>
               <w:t>h/a</w:t>
             </w:r>
           </w:p>
         </w:tc>
         <w:tc>
           <w:tcPr>
-            <w:tcW w:w="531" w:type="dxa"/>
-            <w:tcBorders>
-              <w:start w:val="single" w:sz="8" w:space="0" w:color="000000"/>
-            </w:tcBorders>
+            <w:tcW w:w="735" w:type="dxa"/>
+            <w:tcBorders>
+              <w:left w:val="single" w:sz="8" w:space="0" w:color="000000"/>
+              <w:bottom w:val="single" w:sz="8" w:space="0" w:color="000000"/>
+            </w:tcBorders>
+            <w:tcMar>
+              <w:top w:w="100" w:type="dxa"/>
+              <w:left w:w="100" w:type="dxa"/>
+              <w:bottom w:w="100" w:type="dxa"/>
+              <w:right w:w="100" w:type="dxa"/>
+            </w:tcMar>
             <w:vAlign w:val="center"/>
           </w:tcPr>
           <w:p>
@@ -553,21 +731,33 @@
                 <w:tab w:val="clear" w:pos="709"/>
               </w:tabs>
               <w:bidi w:val="0"/>
-              <w:rPr/>
-            </w:pPr>
-            <w:r>
-              <w:rPr/>
+              <w:rPr>
+                <w:sz w:val="22"/>
+                <w:szCs w:val="22"/>
+              </w:rPr>
+            </w:pPr>
+            <w:r>
+              <w:rPr>
+                <w:sz w:val="22"/>
+                <w:szCs w:val="22"/>
+              </w:rPr>
               <w:t>h/r</w:t>
             </w:r>
           </w:p>
         </w:tc>
         <w:tc>
           <w:tcPr>
-            <w:tcW w:w="694" w:type="dxa"/>
-            <w:tcBorders>
-              <w:start w:val="single" w:sz="8" w:space="0" w:color="000000"/>
-              <w:end w:val="single" w:sz="8" w:space="0" w:color="000000"/>
-            </w:tcBorders>
+            <w:tcW w:w="915" w:type="dxa"/>
+            <w:tcBorders>
+              <w:left w:val="single" w:sz="8" w:space="0" w:color="000000"/>
+              <w:bottom w:val="single" w:sz="8" w:space="0" w:color="000000"/>
+            </w:tcBorders>
+            <w:tcMar>
+              <w:top w:w="100" w:type="dxa"/>
+              <w:left w:w="100" w:type="dxa"/>
+              <w:bottom w:w="100" w:type="dxa"/>
+              <w:right w:w="100" w:type="dxa"/>
+            </w:tcMar>
             <w:vAlign w:val="center"/>
           </w:tcPr>
           <w:p>
@@ -577,10 +767,16 @@
                 <w:tab w:val="clear" w:pos="709"/>
               </w:tabs>
               <w:bidi w:val="0"/>
-              <w:rPr/>
-            </w:pPr>
-            <w:r>
-              <w:rPr/>
+              <w:rPr>
+                <w:sz w:val="22"/>
+                <w:szCs w:val="22"/>
+              </w:rPr>
+            </w:pPr>
+            <w:r>
+              <w:rPr>
+                <w:sz w:val="22"/>
+                <w:szCs w:val="22"/>
+              </w:rPr>
               <w:t>h/r</w:t>
               <w:br/>
               <w:t>EXT</w:t>
@@ -589,12 +785,18 @@
         </w:tc>
         <w:tc>
           <w:tcPr>
-            <w:tcW w:w="1584" w:type="dxa"/>
+            <w:tcW w:w="1590" w:type="dxa"/>
             <w:vMerge w:val="continue"/>
             <w:tcBorders>
-              <w:top w:val="single" w:sz="8" w:space="0" w:color="000000"/>
-              <w:start w:val="single" w:sz="8" w:space="0" w:color="000000"/>
-            </w:tcBorders>
+              <w:left w:val="single" w:sz="8" w:space="0" w:color="000000"/>
+              <w:bottom w:val="single" w:sz="8" w:space="0" w:color="000000"/>
+            </w:tcBorders>
+            <w:tcMar>
+              <w:top w:w="100" w:type="dxa"/>
+              <w:left w:w="100" w:type="dxa"/>
+              <w:bottom w:w="100" w:type="dxa"/>
+              <w:right w:w="100" w:type="dxa"/>
+            </w:tcMar>
             <w:vAlign w:val="center"/>
           </w:tcPr>
           <w:p>
@@ -606,7 +808,7 @@
               </w:tabs>
               <w:bidi w:val="0"/>
               <w:spacing w:lineRule="auto" w:line="288" w:before="0" w:after="0"/>
-              <w:ind w:hanging="0" w:start="0" w:end="0"/>
+              <w:ind w:hanging="0" w:left="0" w:right="0"/>
               <w:jc w:val="both"/>
               <w:rPr>
                 <w:rFonts w:ascii="Times New Roman" w:hAnsi="Times New Roman"/>
@@ -617,34 +819,42 @@
                 <w:dstrike w:val="false"/>
                 <w:color w:val="000000"/>
                 <w:sz w:val="22"/>
-                <w:u w:val="none"/>
-                <w:effect w:val="none"/>
-              </w:rPr>
-            </w:pPr>
-            <w:r>
-              <w:rPr>
-                <w:rFonts w:ascii="Times New Roman" w:hAnsi="Times New Roman"/>
-                <w:b/>
-                <w:i w:val="false"/>
-                <w:strike w:val="false"/>
-                <w:dstrike w:val="false"/>
-                <w:color w:val="000000"/>
-                <w:sz w:val="22"/>
-                <w:u w:val="none"/>
-                <w:effect w:val="none"/>
-              </w:rPr>
-            </w:r>
-          </w:p>
-        </w:tc>
-        <w:tc>
-          <w:tcPr>
-            <w:tcW w:w="2162" w:type="dxa"/>
+                <w:szCs w:val="22"/>
+                <w:u w:val="none"/>
+                <w:effect w:val="none"/>
+              </w:rPr>
+            </w:pPr>
+            <w:r>
+              <w:rPr>
+                <w:rFonts w:ascii="Times New Roman" w:hAnsi="Times New Roman"/>
+                <w:b/>
+                <w:i w:val="false"/>
+                <w:strike w:val="false"/>
+                <w:dstrike w:val="false"/>
+                <w:color w:val="000000"/>
+                <w:sz w:val="22"/>
+                <w:szCs w:val="22"/>
+                <w:u w:val="none"/>
+                <w:effect w:val="none"/>
+              </w:rPr>
+            </w:r>
+          </w:p>
+        </w:tc>
+        <w:tc>
+          <w:tcPr>
+            <w:tcW w:w="1488" w:type="dxa"/>
             <w:vMerge w:val="continue"/>
             <w:tcBorders>
-              <w:top w:val="single" w:sz="8" w:space="0" w:color="000000"/>
-              <w:start w:val="single" w:sz="8" w:space="0" w:color="000000"/>
-              <w:end w:val="single" w:sz="8" w:space="0" w:color="000000"/>
-            </w:tcBorders>
+              <w:left w:val="single" w:sz="8" w:space="0" w:color="000000"/>
+              <w:bottom w:val="single" w:sz="8" w:space="0" w:color="000000"/>
+              <w:right w:val="single" w:sz="8" w:space="0" w:color="000000"/>
+            </w:tcBorders>
+            <w:tcMar>
+              <w:top w:w="100" w:type="dxa"/>
+              <w:left w:w="100" w:type="dxa"/>
+              <w:bottom w:w="100" w:type="dxa"/>
+              <w:right w:w="100" w:type="dxa"/>
+            </w:tcMar>
             <w:vAlign w:val="center"/>
           </w:tcPr>
           <w:p>
@@ -656,7 +866,7 @@
               </w:tabs>
               <w:bidi w:val="0"/>
               <w:spacing w:lineRule="auto" w:line="288" w:before="0" w:after="0"/>
-              <w:ind w:hanging="0" w:start="0" w:end="0"/>
+              <w:ind w:hanging="0" w:left="0" w:right="0"/>
               <w:jc w:val="both"/>
               <w:rPr>
                 <w:rFonts w:ascii="Times New Roman" w:hAnsi="Times New Roman"/>
@@ -667,19 +877,21 @@
                 <w:dstrike w:val="false"/>
                 <w:color w:val="000000"/>
                 <w:sz w:val="22"/>
-                <w:u w:val="none"/>
-                <w:effect w:val="none"/>
-              </w:rPr>
-            </w:pPr>
-            <w:r>
-              <w:rPr>
-                <w:rFonts w:ascii="Times New Roman" w:hAnsi="Times New Roman"/>
-                <w:b/>
-                <w:i w:val="false"/>
-                <w:strike w:val="false"/>
-                <w:dstrike w:val="false"/>
-                <w:color w:val="000000"/>
-                <w:sz w:val="22"/>
+                <w:szCs w:val="22"/>
+                <w:u w:val="none"/>
+                <w:effect w:val="none"/>
+              </w:rPr>
+            </w:pPr>
+            <w:r>
+              <w:rPr>
+                <w:rFonts w:ascii="Times New Roman" w:hAnsi="Times New Roman"/>
+                <w:b/>
+                <w:i w:val="false"/>
+                <w:strike w:val="false"/>
+                <w:dstrike w:val="false"/>
+                <w:color w:val="000000"/>
+                <w:sz w:val="22"/>
+                <w:szCs w:val="22"/>
                 <w:u w:val="none"/>
                 <w:effect w:val="none"/>
               </w:rPr>
@@ -691,11 +903,17 @@
         <w:trPr/>
         <w:tc>
           <w:tcPr>
-            <w:tcW w:w="1345" w:type="dxa"/>
-            <w:tcBorders>
-              <w:start w:val="single" w:sz="8" w:space="0" w:color="000000"/>
-              <w:end w:val="single" w:sz="8" w:space="0" w:color="000000"/>
-            </w:tcBorders>
+            <w:tcW w:w="1170" w:type="dxa"/>
+            <w:tcBorders>
+              <w:left w:val="single" w:sz="8" w:space="0" w:color="000000"/>
+              <w:bottom w:val="single" w:sz="8" w:space="0" w:color="000000"/>
+            </w:tcBorders>
+            <w:tcMar>
+              <w:top w:w="100" w:type="dxa"/>
+              <w:left w:w="100" w:type="dxa"/>
+              <w:bottom w:w="100" w:type="dxa"/>
+              <w:right w:w="100" w:type="dxa"/>
+            </w:tcMar>
             <w:vAlign w:val="center"/>
           </w:tcPr>
           <w:p>
@@ -707,7 +925,7 @@
               </w:tabs>
               <w:bidi w:val="0"/>
               <w:spacing w:lineRule="auto" w:line="288" w:before="0" w:after="0"/>
-              <w:ind w:hanging="0" w:start="0" w:end="0"/>
+              <w:ind w:hanging="0" w:left="0" w:right="0"/>
               <w:jc w:val="both"/>
               <w:rPr>
                 <w:rFonts w:ascii="Times New Roman" w:hAnsi="Times New Roman"/>
@@ -739,11 +957,17 @@
         </w:tc>
         <w:tc>
           <w:tcPr>
-            <w:tcW w:w="1484" w:type="dxa"/>
-            <w:tcBorders>
-              <w:start w:val="single" w:sz="8" w:space="0" w:color="000000"/>
-              <w:end w:val="single" w:sz="8" w:space="0" w:color="000000"/>
-            </w:tcBorders>
+            <w:tcW w:w="1695" w:type="dxa"/>
+            <w:tcBorders>
+              <w:left w:val="single" w:sz="8" w:space="0" w:color="000000"/>
+              <w:bottom w:val="single" w:sz="8" w:space="0" w:color="000000"/>
+            </w:tcBorders>
+            <w:tcMar>
+              <w:top w:w="100" w:type="dxa"/>
+              <w:left w:w="100" w:type="dxa"/>
+              <w:bottom w:w="100" w:type="dxa"/>
+              <w:right w:w="100" w:type="dxa"/>
+            </w:tcMar>
             <w:vAlign w:val="center"/>
           </w:tcPr>
           <w:p>
@@ -755,7 +979,7 @@
               </w:tabs>
               <w:bidi w:val="0"/>
               <w:spacing w:lineRule="auto" w:line="288" w:before="0" w:after="0"/>
-              <w:ind w:hanging="0" w:start="0" w:end="0"/>
+              <w:ind w:hanging="0" w:left="0" w:right="0"/>
               <w:jc w:val="both"/>
               <w:rPr>
                 <w:rFonts w:ascii="Times New Roman" w:hAnsi="Times New Roman"/>
@@ -787,11 +1011,17 @@
         </w:tc>
         <w:tc>
           <w:tcPr>
-            <w:tcW w:w="1181" w:type="dxa"/>
-            <w:tcBorders>
-              <w:start w:val="single" w:sz="8" w:space="0" w:color="000000"/>
-              <w:end w:val="single" w:sz="8" w:space="0" w:color="000000"/>
-            </w:tcBorders>
+            <w:tcW w:w="1425" w:type="dxa"/>
+            <w:tcBorders>
+              <w:left w:val="single" w:sz="8" w:space="0" w:color="000000"/>
+              <w:bottom w:val="single" w:sz="8" w:space="0" w:color="000000"/>
+            </w:tcBorders>
+            <w:tcMar>
+              <w:top w:w="100" w:type="dxa"/>
+              <w:left w:w="100" w:type="dxa"/>
+              <w:bottom w:w="100" w:type="dxa"/>
+              <w:right w:w="100" w:type="dxa"/>
+            </w:tcMar>
             <w:vAlign w:val="center"/>
           </w:tcPr>
           <w:p>
@@ -803,7 +1033,7 @@
               </w:tabs>
               <w:bidi w:val="0"/>
               <w:spacing w:lineRule="auto" w:line="288" w:before="0" w:after="0"/>
-              <w:ind w:hanging="0" w:start="0" w:end="0"/>
+              <w:ind w:hanging="0" w:left="0" w:right="0"/>
               <w:jc w:val="both"/>
               <w:rPr>
                 <w:rFonts w:ascii="Times New Roman" w:hAnsi="Times New Roman"/>
@@ -835,10 +1065,17 @@
         </w:tc>
         <w:tc>
           <w:tcPr>
-            <w:tcW w:w="664" w:type="dxa"/>
-            <w:tcBorders>
-              <w:start w:val="single" w:sz="8" w:space="0" w:color="000000"/>
-            </w:tcBorders>
+            <w:tcW w:w="615" w:type="dxa"/>
+            <w:tcBorders>
+              <w:left w:val="single" w:sz="8" w:space="0" w:color="000000"/>
+              <w:bottom w:val="single" w:sz="8" w:space="0" w:color="000000"/>
+            </w:tcBorders>
+            <w:tcMar>
+              <w:top w:w="100" w:type="dxa"/>
+              <w:left w:w="100" w:type="dxa"/>
+              <w:bottom w:w="100" w:type="dxa"/>
+              <w:right w:w="100" w:type="dxa"/>
+            </w:tcMar>
             <w:vAlign w:val="center"/>
           </w:tcPr>
           <w:p>
@@ -859,10 +1096,17 @@
         </w:tc>
         <w:tc>
           <w:tcPr>
-            <w:tcW w:w="531" w:type="dxa"/>
-            <w:tcBorders>
-              <w:start w:val="single" w:sz="8" w:space="0" w:color="000000"/>
-            </w:tcBorders>
+            <w:tcW w:w="735" w:type="dxa"/>
+            <w:tcBorders>
+              <w:left w:val="single" w:sz="8" w:space="0" w:color="000000"/>
+              <w:bottom w:val="single" w:sz="8" w:space="0" w:color="000000"/>
+            </w:tcBorders>
+            <w:tcMar>
+              <w:top w:w="100" w:type="dxa"/>
+              <w:left w:w="100" w:type="dxa"/>
+              <w:bottom w:w="100" w:type="dxa"/>
+              <w:right w:w="100" w:type="dxa"/>
+            </w:tcMar>
             <w:vAlign w:val="center"/>
           </w:tcPr>
           <w:p>
@@ -883,11 +1127,17 @@
         </w:tc>
         <w:tc>
           <w:tcPr>
-            <w:tcW w:w="694" w:type="dxa"/>
-            <w:tcBorders>
-              <w:start w:val="single" w:sz="8" w:space="0" w:color="000000"/>
-              <w:end w:val="single" w:sz="8" w:space="0" w:color="000000"/>
-            </w:tcBorders>
+            <w:tcW w:w="915" w:type="dxa"/>
+            <w:tcBorders>
+              <w:left w:val="single" w:sz="8" w:space="0" w:color="000000"/>
+              <w:bottom w:val="single" w:sz="8" w:space="0" w:color="000000"/>
+            </w:tcBorders>
+            <w:tcMar>
+              <w:top w:w="100" w:type="dxa"/>
+              <w:left w:w="100" w:type="dxa"/>
+              <w:bottom w:w="100" w:type="dxa"/>
+              <w:right w:w="100" w:type="dxa"/>
+            </w:tcMar>
             <w:vAlign w:val="center"/>
           </w:tcPr>
           <w:p>
@@ -908,10 +1158,17 @@
         </w:tc>
         <w:tc>
           <w:tcPr>
-            <w:tcW w:w="1584" w:type="dxa"/>
-            <w:tcBorders>
-              <w:start w:val="single" w:sz="8" w:space="0" w:color="000000"/>
-            </w:tcBorders>
+            <w:tcW w:w="1590" w:type="dxa"/>
+            <w:tcBorders>
+              <w:left w:val="single" w:sz="8" w:space="0" w:color="000000"/>
+              <w:bottom w:val="single" w:sz="8" w:space="0" w:color="000000"/>
+            </w:tcBorders>
+            <w:tcMar>
+              <w:top w:w="100" w:type="dxa"/>
+              <w:left w:w="100" w:type="dxa"/>
+              <w:bottom w:w="100" w:type="dxa"/>
+              <w:right w:w="100" w:type="dxa"/>
+            </w:tcMar>
             <w:vAlign w:val="center"/>
           </w:tcPr>
           <w:p>
@@ -923,7 +1180,7 @@
               </w:tabs>
               <w:bidi w:val="0"/>
               <w:spacing w:lineRule="auto" w:line="288" w:before="0" w:after="0"/>
-              <w:ind w:hanging="0" w:start="0" w:end="0"/>
+              <w:ind w:hanging="0" w:left="0" w:right="0"/>
               <w:jc w:val="both"/>
               <w:rPr>
                 <w:rFonts w:ascii="Times New Roman" w:hAnsi="Times New Roman"/>
@@ -955,11 +1212,18 @@
         </w:tc>
         <w:tc>
           <w:tcPr>
-            <w:tcW w:w="2162" w:type="dxa"/>
-            <w:tcBorders>
-              <w:start w:val="single" w:sz="8" w:space="0" w:color="000000"/>
-              <w:end w:val="single" w:sz="8" w:space="0" w:color="000000"/>
-            </w:tcBorders>
+            <w:tcW w:w="1488" w:type="dxa"/>
+            <w:tcBorders>
+              <w:left w:val="single" w:sz="8" w:space="0" w:color="000000"/>
+              <w:bottom w:val="single" w:sz="8" w:space="0" w:color="000000"/>
+              <w:right w:val="single" w:sz="8" w:space="0" w:color="000000"/>
+            </w:tcBorders>
+            <w:tcMar>
+              <w:top w:w="100" w:type="dxa"/>
+              <w:left w:w="100" w:type="dxa"/>
+              <w:bottom w:w="100" w:type="dxa"/>
+              <w:right w:w="100" w:type="dxa"/>
+            </w:tcMar>
             <w:vAlign w:val="center"/>
           </w:tcPr>
           <w:p>
@@ -971,7 +1235,7 @@
               </w:tabs>
               <w:bidi w:val="0"/>
               <w:spacing w:lineRule="auto" w:line="288" w:before="0" w:after="0"/>
-              <w:ind w:hanging="0" w:start="0" w:end="0"/>
+              <w:ind w:hanging="0" w:left="0" w:right="0"/>
               <w:jc w:val="both"/>
               <w:rPr>
                 <w:rFonts w:ascii="Times New Roman" w:hAnsi="Times New Roman"/>
@@ -1008,7 +1272,7 @@
         <w:pStyle w:val="Normal"/>
         <w:bidi w:val="0"/>
         <w:spacing w:before="0" w:after="0"/>
-        <w:jc w:val="start"/>
+        <w:jc w:val="left"/>
         <w:rPr>
           <w:rFonts w:ascii="Times New Roman" w:hAnsi="Times New Roman" w:eastAsia="Times New Roman" w:cs="Times New Roman"/>
           <w:b/>
@@ -1044,7 +1308,7 @@
       <w:pPr>
         <w:pStyle w:val="Normal"/>
         <w:bidi w:val="0"/>
-        <w:jc w:val="start"/>
+        <w:jc w:val="left"/>
         <w:rPr/>
       </w:pPr>
       <w:r>
@@ -1058,7 +1322,7 @@
       <w:pgNumType w:fmt="decimal"/>
       <w:formProt w:val="false"/>
       <w:textDirection w:val="lrTb"/>
-      <w:docGrid w:type="default" w:linePitch="312" w:charSpace="4294961151"/>
+      <w:docGrid w:type="default" w:linePitch="312" w:charSpace="0"/>
     </w:sectPr>
   </w:body>
 </w:document>
@@ -1078,7 +1342,6 @@
     </w:rPrDefault>
     <w:pPrDefault>
       <w:pPr>
-        <w:widowControl/>
         <w:suppressAutoHyphens w:val="true"/>
       </w:pPr>
     </w:pPrDefault>
@@ -1088,7 +1351,10 @@
     <w:qFormat/>
     <w:pPr>
       <w:widowControl/>
+      <w:suppressAutoHyphens w:val="true"/>
       <w:bidi w:val="0"/>
+      <w:spacing w:before="0" w:after="0"/>
+      <w:jc w:val="left"/>
     </w:pPr>
     <w:rPr>
       <w:rFonts w:ascii="Liberation Serif" w:hAnsi="Liberation Serif" w:eastAsia="Noto Serif CJK SC" w:cs="FreeSans"/>
@@ -1165,7 +1431,10 @@
       <w:widowControl w:val="false"/>
       <w:suppressLineNumbers/>
     </w:pPr>
-    <w:rPr/>
+    <w:rPr>
+      <w:caps w:val="false"/>
+      <w:smallCaps w:val="false"/>
+    </w:rPr>
   </w:style>
   <w:style w:type="paragraph" w:styleId="TableHeading">
     <w:name w:val="Table Heading"/>

--- a/src/main/resources/tabela_matriz_curricular.docx
+++ b/src/main/resources/tabela_matriz_curricular.docx
@@ -10,20 +10,20 @@
         <w:tblLayout w:type="fixed"/>
         <w:tblCellMar>
           <w:top w:w="0" w:type="dxa"/>
-          <w:left w:w="0" w:type="dxa"/>
+          <w:left w:w="7" w:type="dxa"/>
           <w:bottom w:w="0" w:type="dxa"/>
-          <w:right w:w="0" w:type="dxa"/>
+          <w:right w:w="7" w:type="dxa"/>
         </w:tblCellMar>
       </w:tblPr>
       <w:tblGrid>
         <w:gridCol w:w="1170"/>
-        <w:gridCol w:w="1695"/>
+        <w:gridCol w:w="1694"/>
         <w:gridCol w:w="1425"/>
-        <w:gridCol w:w="615"/>
+        <w:gridCol w:w="616"/>
         <w:gridCol w:w="735"/>
         <w:gridCol w:w="915"/>
-        <w:gridCol w:w="1590"/>
-        <w:gridCol w:w="1488"/>
+        <w:gridCol w:w="1589"/>
+        <w:gridCol w:w="1489"/>
       </w:tblGrid>
       <w:tr>
         <w:trPr>
@@ -181,7 +181,7 @@
         </w:tc>
         <w:tc>
           <w:tcPr>
-            <w:tcW w:w="1695" w:type="dxa"/>
+            <w:tcW w:w="1694" w:type="dxa"/>
             <w:vMerge w:val="restart"/>
             <w:tcBorders>
               <w:left w:val="single" w:sz="8" w:space="0" w:color="000000"/>
@@ -345,7 +345,7 @@
         </w:tc>
         <w:tc>
           <w:tcPr>
-            <w:tcW w:w="2265" w:type="dxa"/>
+            <w:tcW w:w="2266" w:type="dxa"/>
             <w:gridSpan w:val="3"/>
             <w:tcBorders>
               <w:left w:val="single" w:sz="8" w:space="0" w:color="000000"/>
@@ -382,7 +382,7 @@
         </w:tc>
         <w:tc>
           <w:tcPr>
-            <w:tcW w:w="1590" w:type="dxa"/>
+            <w:tcW w:w="1589" w:type="dxa"/>
             <w:vMerge w:val="restart"/>
             <w:tcBorders>
               <w:left w:val="single" w:sz="8" w:space="0" w:color="000000"/>
@@ -463,7 +463,7 @@
         </w:tc>
         <w:tc>
           <w:tcPr>
-            <w:tcW w:w="1488" w:type="dxa"/>
+            <w:tcW w:w="1489" w:type="dxa"/>
             <w:vMerge w:val="restart"/>
             <w:tcBorders>
               <w:left w:val="single" w:sz="8" w:space="0" w:color="000000"/>
@@ -561,7 +561,7 @@
         </w:tc>
         <w:tc>
           <w:tcPr>
-            <w:tcW w:w="1695" w:type="dxa"/>
+            <w:tcW w:w="1694" w:type="dxa"/>
             <w:vMerge w:val="continue"/>
             <w:tcBorders>
               <w:left w:val="single" w:sz="8" w:space="0" w:color="000000"/>
@@ -675,7 +675,7 @@
         </w:tc>
         <w:tc>
           <w:tcPr>
-            <w:tcW w:w="615" w:type="dxa"/>
+            <w:tcW w:w="616" w:type="dxa"/>
             <w:tcBorders>
               <w:left w:val="single" w:sz="8" w:space="0" w:color="000000"/>
               <w:bottom w:val="single" w:sz="8" w:space="0" w:color="000000"/>
@@ -785,7 +785,7 @@
         </w:tc>
         <w:tc>
           <w:tcPr>
-            <w:tcW w:w="1590" w:type="dxa"/>
+            <w:tcW w:w="1589" w:type="dxa"/>
             <w:vMerge w:val="continue"/>
             <w:tcBorders>
               <w:left w:val="single" w:sz="8" w:space="0" w:color="000000"/>
@@ -842,7 +842,7 @@
         </w:tc>
         <w:tc>
           <w:tcPr>
-            <w:tcW w:w="1488" w:type="dxa"/>
+            <w:tcW w:w="1489" w:type="dxa"/>
             <w:vMerge w:val="continue"/>
             <w:tcBorders>
               <w:left w:val="single" w:sz="8" w:space="0" w:color="000000"/>
@@ -957,7 +957,7 @@
         </w:tc>
         <w:tc>
           <w:tcPr>
-            <w:tcW w:w="1695" w:type="dxa"/>
+            <w:tcW w:w="1694" w:type="dxa"/>
             <w:tcBorders>
               <w:left w:val="single" w:sz="8" w:space="0" w:color="000000"/>
               <w:bottom w:val="single" w:sz="8" w:space="0" w:color="000000"/>
@@ -1065,7 +1065,7 @@
         </w:tc>
         <w:tc>
           <w:tcPr>
-            <w:tcW w:w="615" w:type="dxa"/>
+            <w:tcW w:w="616" w:type="dxa"/>
             <w:tcBorders>
               <w:left w:val="single" w:sz="8" w:space="0" w:color="000000"/>
               <w:bottom w:val="single" w:sz="8" w:space="0" w:color="000000"/>
@@ -1158,7 +1158,7 @@
         </w:tc>
         <w:tc>
           <w:tcPr>
-            <w:tcW w:w="1590" w:type="dxa"/>
+            <w:tcW w:w="1589" w:type="dxa"/>
             <w:tcBorders>
               <w:left w:val="single" w:sz="8" w:space="0" w:color="000000"/>
               <w:bottom w:val="single" w:sz="8" w:space="0" w:color="000000"/>
@@ -1212,7 +1212,7 @@
         </w:tc>
         <w:tc>
           <w:tcPr>
-            <w:tcW w:w="1488" w:type="dxa"/>
+            <w:tcW w:w="1489" w:type="dxa"/>
             <w:tcBorders>
               <w:left w:val="single" w:sz="8" w:space="0" w:color="000000"/>
               <w:bottom w:val="single" w:sz="8" w:space="0" w:color="000000"/>

--- a/src/main/resources/tabela_matriz_curricular.docx
+++ b/src/main/resources/tabela_matriz_curricular.docx
@@ -17,13 +17,13 @@
       </w:tblPr>
       <w:tblGrid>
         <w:gridCol w:w="1170"/>
-        <w:gridCol w:w="1694"/>
+        <w:gridCol w:w="1693"/>
         <w:gridCol w:w="1425"/>
-        <w:gridCol w:w="616"/>
+        <w:gridCol w:w="617"/>
         <w:gridCol w:w="735"/>
         <w:gridCol w:w="915"/>
-        <w:gridCol w:w="1589"/>
-        <w:gridCol w:w="1489"/>
+        <w:gridCol w:w="1588"/>
+        <w:gridCol w:w="1490"/>
       </w:tblGrid>
       <w:tr>
         <w:trPr>
@@ -181,7 +181,7 @@
         </w:tc>
         <w:tc>
           <w:tcPr>
-            <w:tcW w:w="1694" w:type="dxa"/>
+            <w:tcW w:w="1693" w:type="dxa"/>
             <w:vMerge w:val="restart"/>
             <w:tcBorders>
               <w:left w:val="single" w:sz="8" w:space="0" w:color="000000"/>
@@ -345,7 +345,7 @@
         </w:tc>
         <w:tc>
           <w:tcPr>
-            <w:tcW w:w="2266" w:type="dxa"/>
+            <w:tcW w:w="2267" w:type="dxa"/>
             <w:gridSpan w:val="3"/>
             <w:tcBorders>
               <w:left w:val="single" w:sz="8" w:space="0" w:color="000000"/>
@@ -382,7 +382,7 @@
         </w:tc>
         <w:tc>
           <w:tcPr>
-            <w:tcW w:w="1589" w:type="dxa"/>
+            <w:tcW w:w="1588" w:type="dxa"/>
             <w:vMerge w:val="restart"/>
             <w:tcBorders>
               <w:left w:val="single" w:sz="8" w:space="0" w:color="000000"/>
@@ -463,7 +463,7 @@
         </w:tc>
         <w:tc>
           <w:tcPr>
-            <w:tcW w:w="1489" w:type="dxa"/>
+            <w:tcW w:w="1490" w:type="dxa"/>
             <w:vMerge w:val="restart"/>
             <w:tcBorders>
               <w:left w:val="single" w:sz="8" w:space="0" w:color="000000"/>
@@ -561,7 +561,7 @@
         </w:tc>
         <w:tc>
           <w:tcPr>
-            <w:tcW w:w="1694" w:type="dxa"/>
+            <w:tcW w:w="1693" w:type="dxa"/>
             <w:vMerge w:val="continue"/>
             <w:tcBorders>
               <w:left w:val="single" w:sz="8" w:space="0" w:color="000000"/>
@@ -675,7 +675,7 @@
         </w:tc>
         <w:tc>
           <w:tcPr>
-            <w:tcW w:w="616" w:type="dxa"/>
+            <w:tcW w:w="617" w:type="dxa"/>
             <w:tcBorders>
               <w:left w:val="single" w:sz="8" w:space="0" w:color="000000"/>
               <w:bottom w:val="single" w:sz="8" w:space="0" w:color="000000"/>
@@ -785,7 +785,7 @@
         </w:tc>
         <w:tc>
           <w:tcPr>
-            <w:tcW w:w="1589" w:type="dxa"/>
+            <w:tcW w:w="1588" w:type="dxa"/>
             <w:vMerge w:val="continue"/>
             <w:tcBorders>
               <w:left w:val="single" w:sz="8" w:space="0" w:color="000000"/>
@@ -842,7 +842,7 @@
         </w:tc>
         <w:tc>
           <w:tcPr>
-            <w:tcW w:w="1489" w:type="dxa"/>
+            <w:tcW w:w="1490" w:type="dxa"/>
             <w:vMerge w:val="continue"/>
             <w:tcBorders>
               <w:left w:val="single" w:sz="8" w:space="0" w:color="000000"/>
@@ -957,7 +957,7 @@
         </w:tc>
         <w:tc>
           <w:tcPr>
-            <w:tcW w:w="1694" w:type="dxa"/>
+            <w:tcW w:w="1693" w:type="dxa"/>
             <w:tcBorders>
               <w:left w:val="single" w:sz="8" w:space="0" w:color="000000"/>
               <w:bottom w:val="single" w:sz="8" w:space="0" w:color="000000"/>
@@ -1065,7 +1065,7 @@
         </w:tc>
         <w:tc>
           <w:tcPr>
-            <w:tcW w:w="616" w:type="dxa"/>
+            <w:tcW w:w="617" w:type="dxa"/>
             <w:tcBorders>
               <w:left w:val="single" w:sz="8" w:space="0" w:color="000000"/>
               <w:bottom w:val="single" w:sz="8" w:space="0" w:color="000000"/>
@@ -1158,7 +1158,7 @@
         </w:tc>
         <w:tc>
           <w:tcPr>
-            <w:tcW w:w="1589" w:type="dxa"/>
+            <w:tcW w:w="1588" w:type="dxa"/>
             <w:tcBorders>
               <w:left w:val="single" w:sz="8" w:space="0" w:color="000000"/>
               <w:bottom w:val="single" w:sz="8" w:space="0" w:color="000000"/>
@@ -1212,7 +1212,7 @@
         </w:tc>
         <w:tc>
           <w:tcPr>
-            <w:tcW w:w="1489" w:type="dxa"/>
+            <w:tcW w:w="1490" w:type="dxa"/>
             <w:tcBorders>
               <w:left w:val="single" w:sz="8" w:space="0" w:color="000000"/>
               <w:bottom w:val="single" w:sz="8" w:space="0" w:color="000000"/>

--- a/src/main/resources/tabela_matriz_curricular.docx
+++ b/src/main/resources/tabela_matriz_curricular.docx
@@ -17,13 +17,13 @@
       </w:tblPr>
       <w:tblGrid>
         <w:gridCol w:w="1170"/>
-        <w:gridCol w:w="1693"/>
+        <w:gridCol w:w="1691"/>
         <w:gridCol w:w="1425"/>
-        <w:gridCol w:w="617"/>
-        <w:gridCol w:w="735"/>
-        <w:gridCol w:w="915"/>
-        <w:gridCol w:w="1588"/>
-        <w:gridCol w:w="1490"/>
+        <w:gridCol w:w="619"/>
+        <w:gridCol w:w="870"/>
+        <w:gridCol w:w="780"/>
+        <w:gridCol w:w="1586"/>
+        <w:gridCol w:w="1492"/>
       </w:tblGrid>
       <w:tr>
         <w:trPr>
@@ -181,7 +181,7 @@
         </w:tc>
         <w:tc>
           <w:tcPr>
-            <w:tcW w:w="1693" w:type="dxa"/>
+            <w:tcW w:w="1691" w:type="dxa"/>
             <w:vMerge w:val="restart"/>
             <w:tcBorders>
               <w:left w:val="single" w:sz="8" w:space="0" w:color="000000"/>
@@ -345,7 +345,7 @@
         </w:tc>
         <w:tc>
           <w:tcPr>
-            <w:tcW w:w="2267" w:type="dxa"/>
+            <w:tcW w:w="2269" w:type="dxa"/>
             <w:gridSpan w:val="3"/>
             <w:tcBorders>
               <w:left w:val="single" w:sz="8" w:space="0" w:color="000000"/>
@@ -382,7 +382,7 @@
         </w:tc>
         <w:tc>
           <w:tcPr>
-            <w:tcW w:w="1588" w:type="dxa"/>
+            <w:tcW w:w="1586" w:type="dxa"/>
             <w:vMerge w:val="restart"/>
             <w:tcBorders>
               <w:left w:val="single" w:sz="8" w:space="0" w:color="000000"/>
@@ -463,7 +463,7 @@
         </w:tc>
         <w:tc>
           <w:tcPr>
-            <w:tcW w:w="1490" w:type="dxa"/>
+            <w:tcW w:w="1492" w:type="dxa"/>
             <w:vMerge w:val="restart"/>
             <w:tcBorders>
               <w:left w:val="single" w:sz="8" w:space="0" w:color="000000"/>
@@ -561,7 +561,7 @@
         </w:tc>
         <w:tc>
           <w:tcPr>
-            <w:tcW w:w="1693" w:type="dxa"/>
+            <w:tcW w:w="1691" w:type="dxa"/>
             <w:vMerge w:val="continue"/>
             <w:tcBorders>
               <w:left w:val="single" w:sz="8" w:space="0" w:color="000000"/>
@@ -675,7 +675,7 @@
         </w:tc>
         <w:tc>
           <w:tcPr>
-            <w:tcW w:w="617" w:type="dxa"/>
+            <w:tcW w:w="619" w:type="dxa"/>
             <w:tcBorders>
               <w:left w:val="single" w:sz="8" w:space="0" w:color="000000"/>
               <w:bottom w:val="single" w:sz="8" w:space="0" w:color="000000"/>
@@ -711,7 +711,7 @@
         </w:tc>
         <w:tc>
           <w:tcPr>
-            <w:tcW w:w="735" w:type="dxa"/>
+            <w:tcW w:w="870" w:type="dxa"/>
             <w:tcBorders>
               <w:left w:val="single" w:sz="8" w:space="0" w:color="000000"/>
               <w:bottom w:val="single" w:sz="8" w:space="0" w:color="000000"/>
@@ -747,7 +747,7 @@
         </w:tc>
         <w:tc>
           <w:tcPr>
-            <w:tcW w:w="915" w:type="dxa"/>
+            <w:tcW w:w="780" w:type="dxa"/>
             <w:tcBorders>
               <w:left w:val="single" w:sz="8" w:space="0" w:color="000000"/>
               <w:bottom w:val="single" w:sz="8" w:space="0" w:color="000000"/>
@@ -785,7 +785,7 @@
         </w:tc>
         <w:tc>
           <w:tcPr>
-            <w:tcW w:w="1588" w:type="dxa"/>
+            <w:tcW w:w="1586" w:type="dxa"/>
             <w:vMerge w:val="continue"/>
             <w:tcBorders>
               <w:left w:val="single" w:sz="8" w:space="0" w:color="000000"/>
@@ -842,7 +842,7 @@
         </w:tc>
         <w:tc>
           <w:tcPr>
-            <w:tcW w:w="1490" w:type="dxa"/>
+            <w:tcW w:w="1492" w:type="dxa"/>
             <w:vMerge w:val="continue"/>
             <w:tcBorders>
               <w:left w:val="single" w:sz="8" w:space="0" w:color="000000"/>
@@ -926,38 +926,40 @@
               <w:bidi w:val="0"/>
               <w:spacing w:lineRule="auto" w:line="288" w:before="0" w:after="0"/>
               <w:ind w:hanging="0" w:left="0" w:right="0"/>
-              <w:jc w:val="both"/>
-              <w:rPr>
-                <w:rFonts w:ascii="Times New Roman" w:hAnsi="Times New Roman"/>
-                <w:b/>
-                <w:i w:val="false"/>
-                <w:i w:val="false"/>
-                <w:strike w:val="false"/>
-                <w:dstrike w:val="false"/>
-                <w:color w:val="000000"/>
-                <w:sz w:val="22"/>
-                <w:u w:val="none"/>
-                <w:effect w:val="none"/>
-              </w:rPr>
-            </w:pPr>
-            <w:r>
-              <w:rPr>
-                <w:rFonts w:ascii="Times New Roman" w:hAnsi="Times New Roman"/>
-                <w:b/>
-                <w:i w:val="false"/>
-                <w:strike w:val="false"/>
-                <w:dstrike w:val="false"/>
-                <w:color w:val="000000"/>
-                <w:sz w:val="22"/>
-                <w:u w:val="none"/>
-                <w:effect w:val="none"/>
-              </w:rPr>
-            </w:r>
-          </w:p>
-        </w:tc>
-        <w:tc>
-          <w:tcPr>
-            <w:tcW w:w="1693" w:type="dxa"/>
+              <w:jc w:val="center"/>
+              <w:rPr>
+                <w:rFonts w:ascii="Times New Roman" w:hAnsi="Times New Roman"/>
+                <w:b w:val="false"/>
+                <w:bCs w:val="false"/>
+                <w:i w:val="false"/>
+                <w:i w:val="false"/>
+                <w:strike w:val="false"/>
+                <w:dstrike w:val="false"/>
+                <w:color w:val="000000"/>
+                <w:sz w:val="22"/>
+                <w:u w:val="none"/>
+                <w:effect w:val="none"/>
+              </w:rPr>
+            </w:pPr>
+            <w:r>
+              <w:rPr>
+                <w:rFonts w:ascii="Times New Roman" w:hAnsi="Times New Roman"/>
+                <w:b w:val="false"/>
+                <w:bCs w:val="false"/>
+                <w:i w:val="false"/>
+                <w:strike w:val="false"/>
+                <w:dstrike w:val="false"/>
+                <w:color w:val="000000"/>
+                <w:sz w:val="22"/>
+                <w:u w:val="none"/>
+                <w:effect w:val="none"/>
+              </w:rPr>
+            </w:r>
+          </w:p>
+        </w:tc>
+        <w:tc>
+          <w:tcPr>
+            <w:tcW w:w="1691" w:type="dxa"/>
             <w:tcBorders>
               <w:left w:val="single" w:sz="8" w:space="0" w:color="000000"/>
               <w:bottom w:val="single" w:sz="8" w:space="0" w:color="000000"/>
@@ -980,24 +982,26 @@
               <w:bidi w:val="0"/>
               <w:spacing w:lineRule="auto" w:line="288" w:before="0" w:after="0"/>
               <w:ind w:hanging="0" w:left="0" w:right="0"/>
-              <w:jc w:val="both"/>
-              <w:rPr>
-                <w:rFonts w:ascii="Times New Roman" w:hAnsi="Times New Roman"/>
-                <w:b/>
-                <w:i w:val="false"/>
-                <w:i w:val="false"/>
-                <w:strike w:val="false"/>
-                <w:dstrike w:val="false"/>
-                <w:color w:val="000000"/>
-                <w:sz w:val="22"/>
-                <w:u w:val="none"/>
-                <w:effect w:val="none"/>
-              </w:rPr>
-            </w:pPr>
-            <w:r>
-              <w:rPr>
-                <w:rFonts w:ascii="Times New Roman" w:hAnsi="Times New Roman"/>
-                <w:b/>
+              <w:jc w:val="center"/>
+              <w:rPr>
+                <w:rFonts w:ascii="Times New Roman" w:hAnsi="Times New Roman"/>
+                <w:b w:val="false"/>
+                <w:bCs w:val="false"/>
+                <w:i w:val="false"/>
+                <w:i w:val="false"/>
+                <w:strike w:val="false"/>
+                <w:dstrike w:val="false"/>
+                <w:color w:val="000000"/>
+                <w:sz w:val="22"/>
+                <w:u w:val="none"/>
+                <w:effect w:val="none"/>
+              </w:rPr>
+            </w:pPr>
+            <w:r>
+              <w:rPr>
+                <w:rFonts w:ascii="Times New Roman" w:hAnsi="Times New Roman"/>
+                <w:b w:val="false"/>
+                <w:bCs w:val="false"/>
                 <w:i w:val="false"/>
                 <w:strike w:val="false"/>
                 <w:dstrike w:val="false"/>
@@ -1034,38 +1038,40 @@
               <w:bidi w:val="0"/>
               <w:spacing w:lineRule="auto" w:line="288" w:before="0" w:after="0"/>
               <w:ind w:hanging="0" w:left="0" w:right="0"/>
-              <w:jc w:val="both"/>
-              <w:rPr>
-                <w:rFonts w:ascii="Times New Roman" w:hAnsi="Times New Roman"/>
-                <w:b/>
-                <w:i w:val="false"/>
-                <w:i w:val="false"/>
-                <w:strike w:val="false"/>
-                <w:dstrike w:val="false"/>
-                <w:color w:val="000000"/>
-                <w:sz w:val="22"/>
-                <w:u w:val="none"/>
-                <w:effect w:val="none"/>
-              </w:rPr>
-            </w:pPr>
-            <w:r>
-              <w:rPr>
-                <w:rFonts w:ascii="Times New Roman" w:hAnsi="Times New Roman"/>
-                <w:b/>
-                <w:i w:val="false"/>
-                <w:strike w:val="false"/>
-                <w:dstrike w:val="false"/>
-                <w:color w:val="000000"/>
-                <w:sz w:val="22"/>
-                <w:u w:val="none"/>
-                <w:effect w:val="none"/>
-              </w:rPr>
-            </w:r>
-          </w:p>
-        </w:tc>
-        <w:tc>
-          <w:tcPr>
-            <w:tcW w:w="617" w:type="dxa"/>
+              <w:jc w:val="center"/>
+              <w:rPr>
+                <w:rFonts w:ascii="Times New Roman" w:hAnsi="Times New Roman"/>
+                <w:b w:val="false"/>
+                <w:bCs w:val="false"/>
+                <w:i w:val="false"/>
+                <w:i w:val="false"/>
+                <w:strike w:val="false"/>
+                <w:dstrike w:val="false"/>
+                <w:color w:val="000000"/>
+                <w:sz w:val="22"/>
+                <w:u w:val="none"/>
+                <w:effect w:val="none"/>
+              </w:rPr>
+            </w:pPr>
+            <w:r>
+              <w:rPr>
+                <w:rFonts w:ascii="Times New Roman" w:hAnsi="Times New Roman"/>
+                <w:b w:val="false"/>
+                <w:bCs w:val="false"/>
+                <w:i w:val="false"/>
+                <w:strike w:val="false"/>
+                <w:dstrike w:val="false"/>
+                <w:color w:val="000000"/>
+                <w:sz w:val="22"/>
+                <w:u w:val="none"/>
+                <w:effect w:val="none"/>
+              </w:rPr>
+            </w:r>
+          </w:p>
+        </w:tc>
+        <w:tc>
+          <w:tcPr>
+            <w:tcW w:w="619" w:type="dxa"/>
             <w:tcBorders>
               <w:left w:val="single" w:sz="8" w:space="0" w:color="000000"/>
               <w:bottom w:val="single" w:sz="8" w:space="0" w:color="000000"/>
@@ -1085,18 +1091,24 @@
                 <w:tab w:val="clear" w:pos="709"/>
               </w:tabs>
               <w:bidi w:val="0"/>
+              <w:jc w:val="center"/>
               <w:rPr>
                 <w:rFonts w:ascii="Liberation Serif" w:hAnsi="Liberation Serif"/>
-              </w:rPr>
-            </w:pPr>
-            <w:r>
-              <w:rPr/>
-            </w:r>
-          </w:p>
-        </w:tc>
-        <w:tc>
-          <w:tcPr>
-            <w:tcW w:w="735" w:type="dxa"/>
+                <w:b w:val="false"/>
+                <w:bCs w:val="false"/>
+              </w:rPr>
+            </w:pPr>
+            <w:r>
+              <w:rPr>
+                <w:b w:val="false"/>
+                <w:bCs w:val="false"/>
+              </w:rPr>
+            </w:r>
+          </w:p>
+        </w:tc>
+        <w:tc>
+          <w:tcPr>
+            <w:tcW w:w="870" w:type="dxa"/>
             <w:tcBorders>
               <w:left w:val="single" w:sz="8" w:space="0" w:color="000000"/>
               <w:bottom w:val="single" w:sz="8" w:space="0" w:color="000000"/>
@@ -1116,18 +1128,24 @@
                 <w:tab w:val="clear" w:pos="709"/>
               </w:tabs>
               <w:bidi w:val="0"/>
+              <w:jc w:val="center"/>
               <w:rPr>
                 <w:rFonts w:ascii="Liberation Serif" w:hAnsi="Liberation Serif"/>
-              </w:rPr>
-            </w:pPr>
-            <w:r>
-              <w:rPr/>
-            </w:r>
-          </w:p>
-        </w:tc>
-        <w:tc>
-          <w:tcPr>
-            <w:tcW w:w="915" w:type="dxa"/>
+                <w:b w:val="false"/>
+                <w:bCs w:val="false"/>
+              </w:rPr>
+            </w:pPr>
+            <w:r>
+              <w:rPr>
+                <w:b w:val="false"/>
+                <w:bCs w:val="false"/>
+              </w:rPr>
+            </w:r>
+          </w:p>
+        </w:tc>
+        <w:tc>
+          <w:tcPr>
+            <w:tcW w:w="780" w:type="dxa"/>
             <w:tcBorders>
               <w:left w:val="single" w:sz="8" w:space="0" w:color="000000"/>
               <w:bottom w:val="single" w:sz="8" w:space="0" w:color="000000"/>
@@ -1147,18 +1165,24 @@
                 <w:tab w:val="clear" w:pos="709"/>
               </w:tabs>
               <w:bidi w:val="0"/>
+              <w:jc w:val="center"/>
               <w:rPr>
                 <w:rFonts w:ascii="Liberation Serif" w:hAnsi="Liberation Serif"/>
-              </w:rPr>
-            </w:pPr>
-            <w:r>
-              <w:rPr/>
-            </w:r>
-          </w:p>
-        </w:tc>
-        <w:tc>
-          <w:tcPr>
-            <w:tcW w:w="1588" w:type="dxa"/>
+                <w:b w:val="false"/>
+                <w:bCs w:val="false"/>
+              </w:rPr>
+            </w:pPr>
+            <w:r>
+              <w:rPr>
+                <w:b w:val="false"/>
+                <w:bCs w:val="false"/>
+              </w:rPr>
+            </w:r>
+          </w:p>
+        </w:tc>
+        <w:tc>
+          <w:tcPr>
+            <w:tcW w:w="1586" w:type="dxa"/>
             <w:tcBorders>
               <w:left w:val="single" w:sz="8" w:space="0" w:color="000000"/>
               <w:bottom w:val="single" w:sz="8" w:space="0" w:color="000000"/>
@@ -1181,38 +1205,40 @@
               <w:bidi w:val="0"/>
               <w:spacing w:lineRule="auto" w:line="288" w:before="0" w:after="0"/>
               <w:ind w:hanging="0" w:left="0" w:right="0"/>
-              <w:jc w:val="both"/>
-              <w:rPr>
-                <w:rFonts w:ascii="Times New Roman" w:hAnsi="Times New Roman"/>
-                <w:b/>
-                <w:i w:val="false"/>
-                <w:i w:val="false"/>
-                <w:strike w:val="false"/>
-                <w:dstrike w:val="false"/>
-                <w:color w:val="000000"/>
-                <w:sz w:val="22"/>
-                <w:u w:val="none"/>
-                <w:effect w:val="none"/>
-              </w:rPr>
-            </w:pPr>
-            <w:r>
-              <w:rPr>
-                <w:rFonts w:ascii="Times New Roman" w:hAnsi="Times New Roman"/>
-                <w:b/>
-                <w:i w:val="false"/>
-                <w:strike w:val="false"/>
-                <w:dstrike w:val="false"/>
-                <w:color w:val="000000"/>
-                <w:sz w:val="22"/>
-                <w:u w:val="none"/>
-                <w:effect w:val="none"/>
-              </w:rPr>
-            </w:r>
-          </w:p>
-        </w:tc>
-        <w:tc>
-          <w:tcPr>
-            <w:tcW w:w="1490" w:type="dxa"/>
+              <w:jc w:val="center"/>
+              <w:rPr>
+                <w:rFonts w:ascii="Times New Roman" w:hAnsi="Times New Roman"/>
+                <w:b w:val="false"/>
+                <w:bCs w:val="false"/>
+                <w:i w:val="false"/>
+                <w:i w:val="false"/>
+                <w:strike w:val="false"/>
+                <w:dstrike w:val="false"/>
+                <w:color w:val="000000"/>
+                <w:sz w:val="22"/>
+                <w:u w:val="none"/>
+                <w:effect w:val="none"/>
+              </w:rPr>
+            </w:pPr>
+            <w:r>
+              <w:rPr>
+                <w:rFonts w:ascii="Times New Roman" w:hAnsi="Times New Roman"/>
+                <w:b w:val="false"/>
+                <w:bCs w:val="false"/>
+                <w:i w:val="false"/>
+                <w:strike w:val="false"/>
+                <w:dstrike w:val="false"/>
+                <w:color w:val="000000"/>
+                <w:sz w:val="22"/>
+                <w:u w:val="none"/>
+                <w:effect w:val="none"/>
+              </w:rPr>
+            </w:r>
+          </w:p>
+        </w:tc>
+        <w:tc>
+          <w:tcPr>
+            <w:tcW w:w="1492" w:type="dxa"/>
             <w:tcBorders>
               <w:left w:val="single" w:sz="8" w:space="0" w:color="000000"/>
               <w:bottom w:val="single" w:sz="8" w:space="0" w:color="000000"/>
@@ -1236,24 +1262,311 @@
               <w:bidi w:val="0"/>
               <w:spacing w:lineRule="auto" w:line="288" w:before="0" w:after="0"/>
               <w:ind w:hanging="0" w:left="0" w:right="0"/>
-              <w:jc w:val="both"/>
-              <w:rPr>
-                <w:rFonts w:ascii="Times New Roman" w:hAnsi="Times New Roman"/>
-                <w:b/>
-                <w:i w:val="false"/>
-                <w:i w:val="false"/>
-                <w:strike w:val="false"/>
-                <w:dstrike w:val="false"/>
-                <w:color w:val="000000"/>
-                <w:sz w:val="22"/>
-                <w:u w:val="none"/>
-                <w:effect w:val="none"/>
-              </w:rPr>
-            </w:pPr>
-            <w:r>
-              <w:rPr>
-                <w:rFonts w:ascii="Times New Roman" w:hAnsi="Times New Roman"/>
-                <w:b/>
+              <w:jc w:val="center"/>
+              <w:rPr>
+                <w:rFonts w:ascii="Times New Roman" w:hAnsi="Times New Roman"/>
+                <w:b w:val="false"/>
+                <w:bCs w:val="false"/>
+                <w:i w:val="false"/>
+                <w:i w:val="false"/>
+                <w:strike w:val="false"/>
+                <w:dstrike w:val="false"/>
+                <w:color w:val="000000"/>
+                <w:sz w:val="22"/>
+                <w:u w:val="none"/>
+                <w:effect w:val="none"/>
+              </w:rPr>
+            </w:pPr>
+            <w:r>
+              <w:rPr>
+                <w:rFonts w:ascii="Times New Roman" w:hAnsi="Times New Roman"/>
+                <w:b w:val="false"/>
+                <w:bCs w:val="false"/>
+                <w:i w:val="false"/>
+                <w:strike w:val="false"/>
+                <w:dstrike w:val="false"/>
+                <w:color w:val="000000"/>
+                <w:sz w:val="22"/>
+                <w:u w:val="none"/>
+                <w:effect w:val="none"/>
+              </w:rPr>
+            </w:r>
+          </w:p>
+        </w:tc>
+      </w:tr>
+      <w:tr>
+        <w:trPr/>
+        <w:tc>
+          <w:tcPr>
+            <w:tcW w:w="4286" w:type="dxa"/>
+            <w:gridSpan w:val="3"/>
+            <w:tcBorders>
+              <w:left w:val="single" w:sz="8" w:space="0" w:color="000000"/>
+              <w:bottom w:val="single" w:sz="8" w:space="0" w:color="000000"/>
+            </w:tcBorders>
+            <w:tcMar>
+              <w:top w:w="100" w:type="dxa"/>
+              <w:left w:w="100" w:type="dxa"/>
+              <w:bottom w:w="100" w:type="dxa"/>
+              <w:right w:w="100" w:type="dxa"/>
+            </w:tcMar>
+            <w:vAlign w:val="center"/>
+          </w:tcPr>
+          <w:p>
+            <w:pPr>
+              <w:pStyle w:val="TableContents"/>
+              <w:widowControl/>
+              <w:tabs>
+                <w:tab w:val="clear" w:pos="709"/>
+              </w:tabs>
+              <w:bidi w:val="0"/>
+              <w:spacing w:lineRule="auto" w:line="288" w:before="0" w:after="0"/>
+              <w:ind w:hanging="0" w:left="0" w:right="0"/>
+              <w:jc w:val="center"/>
+              <w:rPr>
+                <w:rFonts w:ascii="Times New Roman" w:hAnsi="Times New Roman"/>
+                <w:b w:val="false"/>
+                <w:bCs w:val="false"/>
+                <w:i w:val="false"/>
+                <w:i w:val="false"/>
+                <w:strike w:val="false"/>
+                <w:dstrike w:val="false"/>
+                <w:color w:val="000000"/>
+                <w:sz w:val="22"/>
+                <w:u w:val="none"/>
+                <w:effect w:val="none"/>
+              </w:rPr>
+            </w:pPr>
+            <w:r>
+              <w:rPr>
+                <w:rFonts w:ascii="Times New Roman" w:hAnsi="Times New Roman"/>
+                <w:b w:val="false"/>
+                <w:bCs w:val="false"/>
+                <w:i w:val="false"/>
+                <w:strike w:val="false"/>
+                <w:dstrike w:val="false"/>
+                <w:color w:val="000000"/>
+                <w:sz w:val="22"/>
+                <w:u w:val="none"/>
+                <w:effect w:val="none"/>
+              </w:rPr>
+              <w:t>Carga horária do período</w:t>
+            </w:r>
+          </w:p>
+        </w:tc>
+        <w:tc>
+          <w:tcPr>
+            <w:tcW w:w="619" w:type="dxa"/>
+            <w:tcBorders>
+              <w:left w:val="single" w:sz="8" w:space="0" w:color="000000"/>
+              <w:bottom w:val="single" w:sz="8" w:space="0" w:color="000000"/>
+            </w:tcBorders>
+            <w:tcMar>
+              <w:top w:w="100" w:type="dxa"/>
+              <w:left w:w="100" w:type="dxa"/>
+              <w:bottom w:w="100" w:type="dxa"/>
+              <w:right w:w="100" w:type="dxa"/>
+            </w:tcMar>
+            <w:vAlign w:val="center"/>
+          </w:tcPr>
+          <w:p>
+            <w:pPr>
+              <w:pStyle w:val="TableHeading"/>
+              <w:tabs>
+                <w:tab w:val="clear" w:pos="709"/>
+              </w:tabs>
+              <w:bidi w:val="0"/>
+              <w:jc w:val="center"/>
+              <w:rPr>
+                <w:rFonts w:ascii="Liberation Serif" w:hAnsi="Liberation Serif"/>
+                <w:b w:val="false"/>
+                <w:bCs w:val="false"/>
+              </w:rPr>
+            </w:pPr>
+            <w:r>
+              <w:rPr>
+                <w:b w:val="false"/>
+                <w:bCs w:val="false"/>
+              </w:rPr>
+            </w:r>
+          </w:p>
+        </w:tc>
+        <w:tc>
+          <w:tcPr>
+            <w:tcW w:w="870" w:type="dxa"/>
+            <w:tcBorders>
+              <w:left w:val="single" w:sz="8" w:space="0" w:color="000000"/>
+              <w:bottom w:val="single" w:sz="8" w:space="0" w:color="000000"/>
+            </w:tcBorders>
+            <w:tcMar>
+              <w:top w:w="100" w:type="dxa"/>
+              <w:left w:w="100" w:type="dxa"/>
+              <w:bottom w:w="100" w:type="dxa"/>
+              <w:right w:w="100" w:type="dxa"/>
+            </w:tcMar>
+            <w:vAlign w:val="center"/>
+          </w:tcPr>
+          <w:p>
+            <w:pPr>
+              <w:pStyle w:val="TableHeading"/>
+              <w:tabs>
+                <w:tab w:val="clear" w:pos="709"/>
+              </w:tabs>
+              <w:bidi w:val="0"/>
+              <w:jc w:val="center"/>
+              <w:rPr>
+                <w:rFonts w:ascii="Liberation Serif" w:hAnsi="Liberation Serif"/>
+                <w:b w:val="false"/>
+                <w:bCs w:val="false"/>
+              </w:rPr>
+            </w:pPr>
+            <w:r>
+              <w:rPr>
+                <w:b w:val="false"/>
+                <w:bCs w:val="false"/>
+              </w:rPr>
+            </w:r>
+          </w:p>
+        </w:tc>
+        <w:tc>
+          <w:tcPr>
+            <w:tcW w:w="780" w:type="dxa"/>
+            <w:tcBorders>
+              <w:left w:val="single" w:sz="8" w:space="0" w:color="000000"/>
+              <w:bottom w:val="single" w:sz="8" w:space="0" w:color="000000"/>
+            </w:tcBorders>
+            <w:tcMar>
+              <w:top w:w="100" w:type="dxa"/>
+              <w:left w:w="100" w:type="dxa"/>
+              <w:bottom w:w="100" w:type="dxa"/>
+              <w:right w:w="100" w:type="dxa"/>
+            </w:tcMar>
+            <w:vAlign w:val="center"/>
+          </w:tcPr>
+          <w:p>
+            <w:pPr>
+              <w:pStyle w:val="TableHeading"/>
+              <w:tabs>
+                <w:tab w:val="clear" w:pos="709"/>
+              </w:tabs>
+              <w:bidi w:val="0"/>
+              <w:jc w:val="center"/>
+              <w:rPr>
+                <w:rFonts w:ascii="Liberation Serif" w:hAnsi="Liberation Serif"/>
+                <w:b w:val="false"/>
+                <w:bCs w:val="false"/>
+              </w:rPr>
+            </w:pPr>
+            <w:r>
+              <w:rPr>
+                <w:b w:val="false"/>
+                <w:bCs w:val="false"/>
+              </w:rPr>
+            </w:r>
+          </w:p>
+        </w:tc>
+        <w:tc>
+          <w:tcPr>
+            <w:tcW w:w="1586" w:type="dxa"/>
+            <w:tcBorders>
+              <w:left w:val="single" w:sz="8" w:space="0" w:color="000000"/>
+              <w:bottom w:val="single" w:sz="8" w:space="0" w:color="000000"/>
+            </w:tcBorders>
+            <w:tcMar>
+              <w:top w:w="100" w:type="dxa"/>
+              <w:left w:w="100" w:type="dxa"/>
+              <w:bottom w:w="100" w:type="dxa"/>
+              <w:right w:w="100" w:type="dxa"/>
+            </w:tcMar>
+            <w:vAlign w:val="center"/>
+          </w:tcPr>
+          <w:p>
+            <w:pPr>
+              <w:pStyle w:val="TableContents"/>
+              <w:widowControl/>
+              <w:tabs>
+                <w:tab w:val="clear" w:pos="709"/>
+              </w:tabs>
+              <w:bidi w:val="0"/>
+              <w:spacing w:lineRule="auto" w:line="288" w:before="0" w:after="0"/>
+              <w:ind w:hanging="0" w:left="0" w:right="0"/>
+              <w:jc w:val="center"/>
+              <w:rPr>
+                <w:rFonts w:ascii="Times New Roman" w:hAnsi="Times New Roman"/>
+                <w:b w:val="false"/>
+                <w:bCs w:val="false"/>
+                <w:i w:val="false"/>
+                <w:i w:val="false"/>
+                <w:strike w:val="false"/>
+                <w:dstrike w:val="false"/>
+                <w:color w:val="000000"/>
+                <w:sz w:val="22"/>
+                <w:u w:val="none"/>
+                <w:effect w:val="none"/>
+              </w:rPr>
+            </w:pPr>
+            <w:r>
+              <w:rPr>
+                <w:rFonts w:ascii="Times New Roman" w:hAnsi="Times New Roman"/>
+                <w:b w:val="false"/>
+                <w:bCs w:val="false"/>
+                <w:i w:val="false"/>
+                <w:strike w:val="false"/>
+                <w:dstrike w:val="false"/>
+                <w:color w:val="000000"/>
+                <w:sz w:val="22"/>
+                <w:u w:val="none"/>
+                <w:effect w:val="none"/>
+              </w:rPr>
+            </w:r>
+          </w:p>
+        </w:tc>
+        <w:tc>
+          <w:tcPr>
+            <w:tcW w:w="1492" w:type="dxa"/>
+            <w:tcBorders>
+              <w:left w:val="single" w:sz="8" w:space="0" w:color="000000"/>
+              <w:bottom w:val="single" w:sz="8" w:space="0" w:color="000000"/>
+              <w:right w:val="single" w:sz="8" w:space="0" w:color="000000"/>
+            </w:tcBorders>
+            <w:tcMar>
+              <w:top w:w="100" w:type="dxa"/>
+              <w:left w:w="100" w:type="dxa"/>
+              <w:bottom w:w="100" w:type="dxa"/>
+              <w:right w:w="100" w:type="dxa"/>
+            </w:tcMar>
+            <w:vAlign w:val="center"/>
+          </w:tcPr>
+          <w:p>
+            <w:pPr>
+              <w:pStyle w:val="TableContents"/>
+              <w:widowControl/>
+              <w:tabs>
+                <w:tab w:val="clear" w:pos="709"/>
+              </w:tabs>
+              <w:bidi w:val="0"/>
+              <w:spacing w:lineRule="auto" w:line="288" w:before="0" w:after="0"/>
+              <w:ind w:hanging="0" w:left="0" w:right="0"/>
+              <w:jc w:val="center"/>
+              <w:rPr>
+                <w:rFonts w:ascii="Times New Roman" w:hAnsi="Times New Roman"/>
+                <w:b w:val="false"/>
+                <w:bCs w:val="false"/>
+                <w:i w:val="false"/>
+                <w:i w:val="false"/>
+                <w:strike w:val="false"/>
+                <w:dstrike w:val="false"/>
+                <w:color w:val="000000"/>
+                <w:sz w:val="22"/>
+                <w:u w:val="none"/>
+                <w:effect w:val="none"/>
+              </w:rPr>
+            </w:pPr>
+            <w:r>
+              <w:rPr>
+                <w:rFonts w:ascii="Times New Roman" w:hAnsi="Times New Roman"/>
+                <w:b w:val="false"/>
+                <w:bCs w:val="false"/>
                 <w:i w:val="false"/>
                 <w:strike w:val="false"/>
                 <w:dstrike w:val="false"/>

--- a/src/main/resources/tabela_matriz_curricular.docx
+++ b/src/main/resources/tabela_matriz_curricular.docx
@@ -4,7 +4,7 @@
   <w:body>
     <w:tbl>
       <w:tblPr>
-        <w:tblW w:w="9633" w:type="dxa"/>
+        <w:tblW w:w="9075" w:type="dxa"/>
         <w:jc w:val="left"/>
         <w:tblInd w:w="21" w:type="dxa"/>
         <w:tblLayout w:type="fixed"/>
@@ -18,12 +18,12 @@
       <w:tblGrid>
         <w:gridCol w:w="1170"/>
         <w:gridCol w:w="1691"/>
-        <w:gridCol w:w="1425"/>
-        <w:gridCol w:w="619"/>
-        <w:gridCol w:w="870"/>
-        <w:gridCol w:w="780"/>
-        <w:gridCol w:w="1586"/>
-        <w:gridCol w:w="1492"/>
+        <w:gridCol w:w="1424"/>
+        <w:gridCol w:w="620"/>
+        <w:gridCol w:w="869"/>
+        <w:gridCol w:w="781"/>
+        <w:gridCol w:w="1585"/>
+        <w:gridCol w:w="935"/>
       </w:tblGrid>
       <w:tr>
         <w:trPr>
@@ -31,7 +31,7 @@
         </w:trPr>
         <w:tc>
           <w:tcPr>
-            <w:tcW w:w="9633" w:type="dxa"/>
+            <w:tcW w:w="9075" w:type="dxa"/>
             <w:gridSpan w:val="8"/>
             <w:tcBorders>
               <w:top w:val="single" w:sz="6" w:space="0" w:color="000000"/>
@@ -39,7 +39,7 @@
               <w:bottom w:val="single" w:sz="6" w:space="0" w:color="000000"/>
               <w:right w:val="single" w:sz="6" w:space="0" w:color="000000"/>
             </w:tcBorders>
-            <w:shd w:fill="CCCCCC" w:val="clear"/>
+            <w:shd w:fill="F1F3F4" w:val="clear"/>
             <w:vAlign w:val="center"/>
           </w:tcPr>
           <w:p>
@@ -54,7 +54,7 @@
               <w:ind w:hanging="0" w:left="0" w:right="0"/>
               <w:jc w:val="center"/>
               <w:rPr>
-                <w:rFonts w:ascii="Liberation Serif" w:hAnsi="Liberation Serif"/>
+                <w:rFonts w:ascii="Times New Roman" w:hAnsi="Times New Roman"/>
                 <w:b/>
                 <w:bCs/>
                 <w:i w:val="false"/>
@@ -75,6 +75,7 @@
             </w:pPr>
             <w:r>
               <w:rPr>
+                <w:rFonts w:ascii="Times New Roman" w:hAnsi="Times New Roman"/>
                 <w:b/>
                 <w:bCs/>
                 <w:i w:val="false"/>
@@ -135,8 +136,8 @@
                 <w:strike w:val="false"/>
                 <w:dstrike w:val="false"/>
                 <w:color w:val="000000"/>
-                <w:sz w:val="22"/>
-                <w:szCs w:val="22"/>
+                <w:sz w:val="24"/>
+                <w:szCs w:val="24"/>
                 <w:u w:val="none"/>
                 <w:effect w:val="none"/>
               </w:rPr>
@@ -151,8 +152,8 @@
                 <w:strike w:val="false"/>
                 <w:dstrike w:val="false"/>
                 <w:color w:val="000000"/>
-                <w:sz w:val="22"/>
-                <w:szCs w:val="22"/>
+                <w:sz w:val="24"/>
+                <w:szCs w:val="24"/>
                 <w:u w:val="none"/>
                 <w:effect w:val="none"/>
               </w:rPr>
@@ -166,14 +167,16 @@
               </w:tabs>
               <w:bidi w:val="0"/>
               <w:rPr>
-                <w:sz w:val="22"/>
-                <w:szCs w:val="22"/>
-              </w:rPr>
-            </w:pPr>
-            <w:r>
-              <w:rPr>
-                <w:sz w:val="22"/>
-                <w:szCs w:val="22"/>
+                <w:rFonts w:ascii="Times New Roman" w:hAnsi="Times New Roman"/>
+                <w:sz w:val="24"/>
+                <w:szCs w:val="24"/>
+              </w:rPr>
+            </w:pPr>
+            <w:r>
+              <w:rPr>
+                <w:rFonts w:ascii="Times New Roman" w:hAnsi="Times New Roman"/>
+                <w:sz w:val="24"/>
+                <w:szCs w:val="24"/>
               </w:rPr>
               <w:t>Código</w:t>
             </w:r>
@@ -216,8 +219,8 @@
                 <w:strike w:val="false"/>
                 <w:dstrike w:val="false"/>
                 <w:color w:val="000000"/>
-                <w:sz w:val="22"/>
-                <w:szCs w:val="22"/>
+                <w:sz w:val="24"/>
+                <w:szCs w:val="24"/>
                 <w:u w:val="none"/>
                 <w:effect w:val="none"/>
               </w:rPr>
@@ -232,8 +235,8 @@
                 <w:strike w:val="false"/>
                 <w:dstrike w:val="false"/>
                 <w:color w:val="000000"/>
-                <w:sz w:val="22"/>
-                <w:szCs w:val="22"/>
+                <w:sz w:val="24"/>
+                <w:szCs w:val="24"/>
                 <w:u w:val="none"/>
                 <w:effect w:val="none"/>
               </w:rPr>
@@ -247,14 +250,16 @@
               </w:tabs>
               <w:bidi w:val="0"/>
               <w:rPr>
-                <w:sz w:val="22"/>
-                <w:szCs w:val="22"/>
-              </w:rPr>
-            </w:pPr>
-            <w:r>
-              <w:rPr>
-                <w:sz w:val="22"/>
-                <w:szCs w:val="22"/>
+                <w:rFonts w:ascii="Times New Roman" w:hAnsi="Times New Roman"/>
+                <w:sz w:val="24"/>
+                <w:szCs w:val="24"/>
+              </w:rPr>
+            </w:pPr>
+            <w:r>
+              <w:rPr>
+                <w:rFonts w:ascii="Times New Roman" w:hAnsi="Times New Roman"/>
+                <w:sz w:val="24"/>
+                <w:szCs w:val="24"/>
               </w:rPr>
               <w:t>Componentes</w:t>
               <w:br/>
@@ -264,7 +269,7 @@
         </w:tc>
         <w:tc>
           <w:tcPr>
-            <w:tcW w:w="1425" w:type="dxa"/>
+            <w:tcW w:w="1424" w:type="dxa"/>
             <w:vMerge w:val="restart"/>
             <w:tcBorders>
               <w:left w:val="single" w:sz="8" w:space="0" w:color="000000"/>
@@ -299,8 +304,8 @@
                 <w:strike w:val="false"/>
                 <w:dstrike w:val="false"/>
                 <w:color w:val="000000"/>
-                <w:sz w:val="22"/>
-                <w:szCs w:val="22"/>
+                <w:sz w:val="24"/>
+                <w:szCs w:val="24"/>
                 <w:u w:val="none"/>
                 <w:effect w:val="none"/>
               </w:rPr>
@@ -315,8 +320,8 @@
                 <w:strike w:val="false"/>
                 <w:dstrike w:val="false"/>
                 <w:color w:val="000000"/>
-                <w:sz w:val="22"/>
-                <w:szCs w:val="22"/>
+                <w:sz w:val="24"/>
+                <w:szCs w:val="24"/>
                 <w:u w:val="none"/>
                 <w:effect w:val="none"/>
               </w:rPr>
@@ -330,14 +335,16 @@
               </w:tabs>
               <w:bidi w:val="0"/>
               <w:rPr>
-                <w:sz w:val="22"/>
-                <w:szCs w:val="22"/>
-              </w:rPr>
-            </w:pPr>
-            <w:r>
-              <w:rPr>
-                <w:sz w:val="22"/>
-                <w:szCs w:val="22"/>
+                <w:rFonts w:ascii="Times New Roman" w:hAnsi="Times New Roman"/>
+                <w:sz w:val="24"/>
+                <w:szCs w:val="24"/>
+              </w:rPr>
+            </w:pPr>
+            <w:r>
+              <w:rPr>
+                <w:rFonts w:ascii="Times New Roman" w:hAnsi="Times New Roman"/>
+                <w:sz w:val="24"/>
+                <w:szCs w:val="24"/>
               </w:rPr>
               <w:t>Créditos</w:t>
             </w:r>
@@ -345,7 +352,7 @@
         </w:tc>
         <w:tc>
           <w:tcPr>
-            <w:tcW w:w="2269" w:type="dxa"/>
+            <w:tcW w:w="2270" w:type="dxa"/>
             <w:gridSpan w:val="3"/>
             <w:tcBorders>
               <w:left w:val="single" w:sz="8" w:space="0" w:color="000000"/>
@@ -367,14 +374,16 @@
               </w:tabs>
               <w:bidi w:val="0"/>
               <w:rPr>
-                <w:sz w:val="22"/>
-                <w:szCs w:val="22"/>
-              </w:rPr>
-            </w:pPr>
-            <w:r>
-              <w:rPr>
-                <w:sz w:val="22"/>
-                <w:szCs w:val="22"/>
+                <w:rFonts w:ascii="Times New Roman" w:hAnsi="Times New Roman"/>
+                <w:sz w:val="24"/>
+                <w:szCs w:val="24"/>
+              </w:rPr>
+            </w:pPr>
+            <w:r>
+              <w:rPr>
+                <w:rFonts w:ascii="Times New Roman" w:hAnsi="Times New Roman"/>
+                <w:sz w:val="24"/>
+                <w:szCs w:val="24"/>
               </w:rPr>
               <w:t>Total de Horas</w:t>
             </w:r>
@@ -382,7 +391,7 @@
         </w:tc>
         <w:tc>
           <w:tcPr>
-            <w:tcW w:w="1586" w:type="dxa"/>
+            <w:tcW w:w="1585" w:type="dxa"/>
             <w:vMerge w:val="restart"/>
             <w:tcBorders>
               <w:left w:val="single" w:sz="8" w:space="0" w:color="000000"/>
@@ -417,8 +426,8 @@
                 <w:strike w:val="false"/>
                 <w:dstrike w:val="false"/>
                 <w:color w:val="000000"/>
-                <w:sz w:val="22"/>
-                <w:szCs w:val="22"/>
+                <w:sz w:val="24"/>
+                <w:szCs w:val="24"/>
                 <w:u w:val="none"/>
                 <w:effect w:val="none"/>
               </w:rPr>
@@ -433,8 +442,8 @@
                 <w:strike w:val="false"/>
                 <w:dstrike w:val="false"/>
                 <w:color w:val="000000"/>
-                <w:sz w:val="22"/>
-                <w:szCs w:val="22"/>
+                <w:sz w:val="24"/>
+                <w:szCs w:val="24"/>
                 <w:u w:val="none"/>
                 <w:effect w:val="none"/>
               </w:rPr>
@@ -448,14 +457,16 @@
               </w:tabs>
               <w:bidi w:val="0"/>
               <w:rPr>
-                <w:sz w:val="22"/>
-                <w:szCs w:val="22"/>
-              </w:rPr>
-            </w:pPr>
-            <w:r>
-              <w:rPr>
-                <w:sz w:val="22"/>
-                <w:szCs w:val="22"/>
+                <w:rFonts w:ascii="Times New Roman" w:hAnsi="Times New Roman"/>
+                <w:sz w:val="24"/>
+                <w:szCs w:val="24"/>
+              </w:rPr>
+            </w:pPr>
+            <w:r>
+              <w:rPr>
+                <w:rFonts w:ascii="Times New Roman" w:hAnsi="Times New Roman"/>
+                <w:sz w:val="24"/>
+                <w:szCs w:val="24"/>
               </w:rPr>
               <w:t>Pré-requisitos</w:t>
             </w:r>
@@ -463,7 +474,7 @@
         </w:tc>
         <w:tc>
           <w:tcPr>
-            <w:tcW w:w="1492" w:type="dxa"/>
+            <w:tcW w:w="935" w:type="dxa"/>
             <w:vMerge w:val="restart"/>
             <w:tcBorders>
               <w:left w:val="single" w:sz="8" w:space="0" w:color="000000"/>
@@ -486,14 +497,16 @@
               </w:tabs>
               <w:bidi w:val="0"/>
               <w:rPr>
-                <w:sz w:val="22"/>
-                <w:szCs w:val="22"/>
-              </w:rPr>
-            </w:pPr>
-            <w:r>
-              <w:rPr>
-                <w:sz w:val="22"/>
-                <w:szCs w:val="22"/>
+                <w:rFonts w:ascii="Times New Roman" w:hAnsi="Times New Roman"/>
+                <w:sz w:val="24"/>
+                <w:szCs w:val="24"/>
+              </w:rPr>
+            </w:pPr>
+            <w:r>
+              <w:rPr>
+                <w:rFonts w:ascii="Times New Roman" w:hAnsi="Times New Roman"/>
+                <w:sz w:val="24"/>
+                <w:szCs w:val="24"/>
               </w:rPr>
               <w:t>Correquisitos</w:t>
             </w:r>
@@ -537,22 +550,22 @@
                 <w:strike w:val="false"/>
                 <w:dstrike w:val="false"/>
                 <w:color w:val="000000"/>
-                <w:sz w:val="22"/>
-                <w:szCs w:val="22"/>
-                <w:u w:val="none"/>
-                <w:effect w:val="none"/>
-              </w:rPr>
-            </w:pPr>
-            <w:r>
-              <w:rPr>
-                <w:rFonts w:ascii="Times New Roman" w:hAnsi="Times New Roman"/>
-                <w:b/>
-                <w:i w:val="false"/>
-                <w:strike w:val="false"/>
-                <w:dstrike w:val="false"/>
-                <w:color w:val="000000"/>
-                <w:sz w:val="22"/>
-                <w:szCs w:val="22"/>
+                <w:sz w:val="24"/>
+                <w:szCs w:val="24"/>
+                <w:u w:val="none"/>
+                <w:effect w:val="none"/>
+              </w:rPr>
+            </w:pPr>
+            <w:r>
+              <w:rPr>
+                <w:rFonts w:ascii="Times New Roman" w:hAnsi="Times New Roman"/>
+                <w:b/>
+                <w:i w:val="false"/>
+                <w:strike w:val="false"/>
+                <w:dstrike w:val="false"/>
+                <w:color w:val="000000"/>
+                <w:sz w:val="24"/>
+                <w:szCs w:val="24"/>
                 <w:u w:val="none"/>
                 <w:effect w:val="none"/>
               </w:rPr>
@@ -594,31 +607,31 @@
                 <w:strike w:val="false"/>
                 <w:dstrike w:val="false"/>
                 <w:color w:val="000000"/>
-                <w:sz w:val="22"/>
-                <w:szCs w:val="22"/>
-                <w:u w:val="none"/>
-                <w:effect w:val="none"/>
-              </w:rPr>
-            </w:pPr>
-            <w:r>
-              <w:rPr>
-                <w:rFonts w:ascii="Times New Roman" w:hAnsi="Times New Roman"/>
-                <w:b/>
-                <w:i w:val="false"/>
-                <w:strike w:val="false"/>
-                <w:dstrike w:val="false"/>
-                <w:color w:val="000000"/>
-                <w:sz w:val="22"/>
-                <w:szCs w:val="22"/>
-                <w:u w:val="none"/>
-                <w:effect w:val="none"/>
-              </w:rPr>
-            </w:r>
-          </w:p>
-        </w:tc>
-        <w:tc>
-          <w:tcPr>
-            <w:tcW w:w="1425" w:type="dxa"/>
+                <w:sz w:val="24"/>
+                <w:szCs w:val="24"/>
+                <w:u w:val="none"/>
+                <w:effect w:val="none"/>
+              </w:rPr>
+            </w:pPr>
+            <w:r>
+              <w:rPr>
+                <w:rFonts w:ascii="Times New Roman" w:hAnsi="Times New Roman"/>
+                <w:b/>
+                <w:i w:val="false"/>
+                <w:strike w:val="false"/>
+                <w:dstrike w:val="false"/>
+                <w:color w:val="000000"/>
+                <w:sz w:val="24"/>
+                <w:szCs w:val="24"/>
+                <w:u w:val="none"/>
+                <w:effect w:val="none"/>
+              </w:rPr>
+            </w:r>
+          </w:p>
+        </w:tc>
+        <w:tc>
+          <w:tcPr>
+            <w:tcW w:w="1424" w:type="dxa"/>
             <w:vMerge w:val="continue"/>
             <w:tcBorders>
               <w:left w:val="single" w:sz="8" w:space="0" w:color="000000"/>
@@ -651,31 +664,31 @@
                 <w:strike w:val="false"/>
                 <w:dstrike w:val="false"/>
                 <w:color w:val="000000"/>
-                <w:sz w:val="22"/>
-                <w:szCs w:val="22"/>
-                <w:u w:val="none"/>
-                <w:effect w:val="none"/>
-              </w:rPr>
-            </w:pPr>
-            <w:r>
-              <w:rPr>
-                <w:rFonts w:ascii="Times New Roman" w:hAnsi="Times New Roman"/>
-                <w:b/>
-                <w:i w:val="false"/>
-                <w:strike w:val="false"/>
-                <w:dstrike w:val="false"/>
-                <w:color w:val="000000"/>
-                <w:sz w:val="22"/>
-                <w:szCs w:val="22"/>
-                <w:u w:val="none"/>
-                <w:effect w:val="none"/>
-              </w:rPr>
-            </w:r>
-          </w:p>
-        </w:tc>
-        <w:tc>
-          <w:tcPr>
-            <w:tcW w:w="619" w:type="dxa"/>
+                <w:sz w:val="24"/>
+                <w:szCs w:val="24"/>
+                <w:u w:val="none"/>
+                <w:effect w:val="none"/>
+              </w:rPr>
+            </w:pPr>
+            <w:r>
+              <w:rPr>
+                <w:rFonts w:ascii="Times New Roman" w:hAnsi="Times New Roman"/>
+                <w:b/>
+                <w:i w:val="false"/>
+                <w:strike w:val="false"/>
+                <w:dstrike w:val="false"/>
+                <w:color w:val="000000"/>
+                <w:sz w:val="24"/>
+                <w:szCs w:val="24"/>
+                <w:u w:val="none"/>
+                <w:effect w:val="none"/>
+              </w:rPr>
+            </w:r>
+          </w:p>
+        </w:tc>
+        <w:tc>
+          <w:tcPr>
+            <w:tcW w:w="620" w:type="dxa"/>
             <w:tcBorders>
               <w:left w:val="single" w:sz="8" w:space="0" w:color="000000"/>
               <w:bottom w:val="single" w:sz="8" w:space="0" w:color="000000"/>
@@ -696,14 +709,16 @@
               </w:tabs>
               <w:bidi w:val="0"/>
               <w:rPr>
-                <w:sz w:val="22"/>
-                <w:szCs w:val="22"/>
-              </w:rPr>
-            </w:pPr>
-            <w:r>
-              <w:rPr>
-                <w:sz w:val="22"/>
-                <w:szCs w:val="22"/>
+                <w:rFonts w:ascii="Times New Roman" w:hAnsi="Times New Roman"/>
+                <w:sz w:val="24"/>
+                <w:szCs w:val="24"/>
+              </w:rPr>
+            </w:pPr>
+            <w:r>
+              <w:rPr>
+                <w:rFonts w:ascii="Times New Roman" w:hAnsi="Times New Roman"/>
+                <w:sz w:val="24"/>
+                <w:szCs w:val="24"/>
               </w:rPr>
               <w:t>h/a</w:t>
             </w:r>
@@ -711,7 +726,7 @@
         </w:tc>
         <w:tc>
           <w:tcPr>
-            <w:tcW w:w="870" w:type="dxa"/>
+            <w:tcW w:w="869" w:type="dxa"/>
             <w:tcBorders>
               <w:left w:val="single" w:sz="8" w:space="0" w:color="000000"/>
               <w:bottom w:val="single" w:sz="8" w:space="0" w:color="000000"/>
@@ -732,14 +747,16 @@
               </w:tabs>
               <w:bidi w:val="0"/>
               <w:rPr>
-                <w:sz w:val="22"/>
-                <w:szCs w:val="22"/>
-              </w:rPr>
-            </w:pPr>
-            <w:r>
-              <w:rPr>
-                <w:sz w:val="22"/>
-                <w:szCs w:val="22"/>
+                <w:rFonts w:ascii="Times New Roman" w:hAnsi="Times New Roman"/>
+                <w:sz w:val="24"/>
+                <w:szCs w:val="24"/>
+              </w:rPr>
+            </w:pPr>
+            <w:r>
+              <w:rPr>
+                <w:rFonts w:ascii="Times New Roman" w:hAnsi="Times New Roman"/>
+                <w:sz w:val="24"/>
+                <w:szCs w:val="24"/>
               </w:rPr>
               <w:t>h/r</w:t>
             </w:r>
@@ -747,7 +764,7 @@
         </w:tc>
         <w:tc>
           <w:tcPr>
-            <w:tcW w:w="780" w:type="dxa"/>
+            <w:tcW w:w="781" w:type="dxa"/>
             <w:tcBorders>
               <w:left w:val="single" w:sz="8" w:space="0" w:color="000000"/>
               <w:bottom w:val="single" w:sz="8" w:space="0" w:color="000000"/>
@@ -768,14 +785,16 @@
               </w:tabs>
               <w:bidi w:val="0"/>
               <w:rPr>
-                <w:sz w:val="22"/>
-                <w:szCs w:val="22"/>
-              </w:rPr>
-            </w:pPr>
-            <w:r>
-              <w:rPr>
-                <w:sz w:val="22"/>
-                <w:szCs w:val="22"/>
+                <w:rFonts w:ascii="Times New Roman" w:hAnsi="Times New Roman"/>
+                <w:sz w:val="24"/>
+                <w:szCs w:val="24"/>
+              </w:rPr>
+            </w:pPr>
+            <w:r>
+              <w:rPr>
+                <w:rFonts w:ascii="Times New Roman" w:hAnsi="Times New Roman"/>
+                <w:sz w:val="24"/>
+                <w:szCs w:val="24"/>
               </w:rPr>
               <w:t>h/r</w:t>
               <w:br/>
@@ -785,7 +804,7 @@
         </w:tc>
         <w:tc>
           <w:tcPr>
-            <w:tcW w:w="1586" w:type="dxa"/>
+            <w:tcW w:w="1585" w:type="dxa"/>
             <w:vMerge w:val="continue"/>
             <w:tcBorders>
               <w:left w:val="single" w:sz="8" w:space="0" w:color="000000"/>
@@ -818,31 +837,31 @@
                 <w:strike w:val="false"/>
                 <w:dstrike w:val="false"/>
                 <w:color w:val="000000"/>
-                <w:sz w:val="22"/>
-                <w:szCs w:val="22"/>
-                <w:u w:val="none"/>
-                <w:effect w:val="none"/>
-              </w:rPr>
-            </w:pPr>
-            <w:r>
-              <w:rPr>
-                <w:rFonts w:ascii="Times New Roman" w:hAnsi="Times New Roman"/>
-                <w:b/>
-                <w:i w:val="false"/>
-                <w:strike w:val="false"/>
-                <w:dstrike w:val="false"/>
-                <w:color w:val="000000"/>
-                <w:sz w:val="22"/>
-                <w:szCs w:val="22"/>
-                <w:u w:val="none"/>
-                <w:effect w:val="none"/>
-              </w:rPr>
-            </w:r>
-          </w:p>
-        </w:tc>
-        <w:tc>
-          <w:tcPr>
-            <w:tcW w:w="1492" w:type="dxa"/>
+                <w:sz w:val="24"/>
+                <w:szCs w:val="24"/>
+                <w:u w:val="none"/>
+                <w:effect w:val="none"/>
+              </w:rPr>
+            </w:pPr>
+            <w:r>
+              <w:rPr>
+                <w:rFonts w:ascii="Times New Roman" w:hAnsi="Times New Roman"/>
+                <w:b/>
+                <w:i w:val="false"/>
+                <w:strike w:val="false"/>
+                <w:dstrike w:val="false"/>
+                <w:color w:val="000000"/>
+                <w:sz w:val="24"/>
+                <w:szCs w:val="24"/>
+                <w:u w:val="none"/>
+                <w:effect w:val="none"/>
+              </w:rPr>
+            </w:r>
+          </w:p>
+        </w:tc>
+        <w:tc>
+          <w:tcPr>
+            <w:tcW w:w="935" w:type="dxa"/>
             <w:vMerge w:val="continue"/>
             <w:tcBorders>
               <w:left w:val="single" w:sz="8" w:space="0" w:color="000000"/>
@@ -876,22 +895,22 @@
                 <w:strike w:val="false"/>
                 <w:dstrike w:val="false"/>
                 <w:color w:val="000000"/>
-                <w:sz w:val="22"/>
-                <w:szCs w:val="22"/>
-                <w:u w:val="none"/>
-                <w:effect w:val="none"/>
-              </w:rPr>
-            </w:pPr>
-            <w:r>
-              <w:rPr>
-                <w:rFonts w:ascii="Times New Roman" w:hAnsi="Times New Roman"/>
-                <w:b/>
-                <w:i w:val="false"/>
-                <w:strike w:val="false"/>
-                <w:dstrike w:val="false"/>
-                <w:color w:val="000000"/>
-                <w:sz w:val="22"/>
-                <w:szCs w:val="22"/>
+                <w:sz w:val="24"/>
+                <w:szCs w:val="24"/>
+                <w:u w:val="none"/>
+                <w:effect w:val="none"/>
+              </w:rPr>
+            </w:pPr>
+            <w:r>
+              <w:rPr>
+                <w:rFonts w:ascii="Times New Roman" w:hAnsi="Times New Roman"/>
+                <w:b/>
+                <w:i w:val="false"/>
+                <w:strike w:val="false"/>
+                <w:dstrike w:val="false"/>
+                <w:color w:val="000000"/>
+                <w:sz w:val="24"/>
+                <w:szCs w:val="24"/>
                 <w:u w:val="none"/>
                 <w:effect w:val="none"/>
               </w:rPr>
@@ -936,21 +955,23 @@
                 <w:strike w:val="false"/>
                 <w:dstrike w:val="false"/>
                 <w:color w:val="000000"/>
-                <w:sz w:val="22"/>
-                <w:u w:val="none"/>
-                <w:effect w:val="none"/>
-              </w:rPr>
-            </w:pPr>
-            <w:r>
-              <w:rPr>
-                <w:rFonts w:ascii="Times New Roman" w:hAnsi="Times New Roman"/>
-                <w:b w:val="false"/>
-                <w:bCs w:val="false"/>
-                <w:i w:val="false"/>
-                <w:strike w:val="false"/>
-                <w:dstrike w:val="false"/>
-                <w:color w:val="000000"/>
-                <w:sz w:val="22"/>
+                <w:sz w:val="24"/>
+                <w:szCs w:val="24"/>
+                <w:u w:val="none"/>
+                <w:effect w:val="none"/>
+              </w:rPr>
+            </w:pPr>
+            <w:r>
+              <w:rPr>
+                <w:rFonts w:ascii="Times New Roman" w:hAnsi="Times New Roman"/>
+                <w:b w:val="false"/>
+                <w:bCs w:val="false"/>
+                <w:i w:val="false"/>
+                <w:strike w:val="false"/>
+                <w:dstrike w:val="false"/>
+                <w:color w:val="000000"/>
+                <w:sz w:val="24"/>
+                <w:szCs w:val="24"/>
                 <w:u w:val="none"/>
                 <w:effect w:val="none"/>
               </w:rPr>
@@ -992,30 +1013,32 @@
                 <w:strike w:val="false"/>
                 <w:dstrike w:val="false"/>
                 <w:color w:val="000000"/>
-                <w:sz w:val="22"/>
-                <w:u w:val="none"/>
-                <w:effect w:val="none"/>
-              </w:rPr>
-            </w:pPr>
-            <w:r>
-              <w:rPr>
-                <w:rFonts w:ascii="Times New Roman" w:hAnsi="Times New Roman"/>
-                <w:b w:val="false"/>
-                <w:bCs w:val="false"/>
-                <w:i w:val="false"/>
-                <w:strike w:val="false"/>
-                <w:dstrike w:val="false"/>
-                <w:color w:val="000000"/>
-                <w:sz w:val="22"/>
-                <w:u w:val="none"/>
-                <w:effect w:val="none"/>
-              </w:rPr>
-            </w:r>
-          </w:p>
-        </w:tc>
-        <w:tc>
-          <w:tcPr>
-            <w:tcW w:w="1425" w:type="dxa"/>
+                <w:sz w:val="24"/>
+                <w:szCs w:val="24"/>
+                <w:u w:val="none"/>
+                <w:effect w:val="none"/>
+              </w:rPr>
+            </w:pPr>
+            <w:r>
+              <w:rPr>
+                <w:rFonts w:ascii="Times New Roman" w:hAnsi="Times New Roman"/>
+                <w:b w:val="false"/>
+                <w:bCs w:val="false"/>
+                <w:i w:val="false"/>
+                <w:strike w:val="false"/>
+                <w:dstrike w:val="false"/>
+                <w:color w:val="000000"/>
+                <w:sz w:val="24"/>
+                <w:szCs w:val="24"/>
+                <w:u w:val="none"/>
+                <w:effect w:val="none"/>
+              </w:rPr>
+            </w:r>
+          </w:p>
+        </w:tc>
+        <w:tc>
+          <w:tcPr>
+            <w:tcW w:w="1424" w:type="dxa"/>
             <w:tcBorders>
               <w:left w:val="single" w:sz="8" w:space="0" w:color="000000"/>
               <w:bottom w:val="single" w:sz="8" w:space="0" w:color="000000"/>
@@ -1048,30 +1071,32 @@
                 <w:strike w:val="false"/>
                 <w:dstrike w:val="false"/>
                 <w:color w:val="000000"/>
-                <w:sz w:val="22"/>
-                <w:u w:val="none"/>
-                <w:effect w:val="none"/>
-              </w:rPr>
-            </w:pPr>
-            <w:r>
-              <w:rPr>
-                <w:rFonts w:ascii="Times New Roman" w:hAnsi="Times New Roman"/>
-                <w:b w:val="false"/>
-                <w:bCs w:val="false"/>
-                <w:i w:val="false"/>
-                <w:strike w:val="false"/>
-                <w:dstrike w:val="false"/>
-                <w:color w:val="000000"/>
-                <w:sz w:val="22"/>
-                <w:u w:val="none"/>
-                <w:effect w:val="none"/>
-              </w:rPr>
-            </w:r>
-          </w:p>
-        </w:tc>
-        <w:tc>
-          <w:tcPr>
-            <w:tcW w:w="619" w:type="dxa"/>
+                <w:sz w:val="24"/>
+                <w:szCs w:val="24"/>
+                <w:u w:val="none"/>
+                <w:effect w:val="none"/>
+              </w:rPr>
+            </w:pPr>
+            <w:r>
+              <w:rPr>
+                <w:rFonts w:ascii="Times New Roman" w:hAnsi="Times New Roman"/>
+                <w:b w:val="false"/>
+                <w:bCs w:val="false"/>
+                <w:i w:val="false"/>
+                <w:strike w:val="false"/>
+                <w:dstrike w:val="false"/>
+                <w:color w:val="000000"/>
+                <w:sz w:val="24"/>
+                <w:szCs w:val="24"/>
+                <w:u w:val="none"/>
+                <w:effect w:val="none"/>
+              </w:rPr>
+            </w:r>
+          </w:p>
+        </w:tc>
+        <w:tc>
+          <w:tcPr>
+            <w:tcW w:w="620" w:type="dxa"/>
             <w:tcBorders>
               <w:left w:val="single" w:sz="8" w:space="0" w:color="000000"/>
               <w:bottom w:val="single" w:sz="8" w:space="0" w:color="000000"/>
@@ -1093,22 +1118,27 @@
               <w:bidi w:val="0"/>
               <w:jc w:val="center"/>
               <w:rPr>
-                <w:rFonts w:ascii="Liberation Serif" w:hAnsi="Liberation Serif"/>
-                <w:b w:val="false"/>
-                <w:bCs w:val="false"/>
-              </w:rPr>
-            </w:pPr>
-            <w:r>
-              <w:rPr>
-                <w:b w:val="false"/>
-                <w:bCs w:val="false"/>
-              </w:rPr>
-            </w:r>
-          </w:p>
-        </w:tc>
-        <w:tc>
-          <w:tcPr>
-            <w:tcW w:w="870" w:type="dxa"/>
+                <w:rFonts w:ascii="Times New Roman" w:hAnsi="Times New Roman"/>
+                <w:b w:val="false"/>
+                <w:bCs w:val="false"/>
+                <w:sz w:val="24"/>
+                <w:szCs w:val="24"/>
+              </w:rPr>
+            </w:pPr>
+            <w:r>
+              <w:rPr>
+                <w:rFonts w:ascii="Times New Roman" w:hAnsi="Times New Roman"/>
+                <w:b w:val="false"/>
+                <w:bCs w:val="false"/>
+                <w:sz w:val="24"/>
+                <w:szCs w:val="24"/>
+              </w:rPr>
+            </w:r>
+          </w:p>
+        </w:tc>
+        <w:tc>
+          <w:tcPr>
+            <w:tcW w:w="869" w:type="dxa"/>
             <w:tcBorders>
               <w:left w:val="single" w:sz="8" w:space="0" w:color="000000"/>
               <w:bottom w:val="single" w:sz="8" w:space="0" w:color="000000"/>
@@ -1130,22 +1160,27 @@
               <w:bidi w:val="0"/>
               <w:jc w:val="center"/>
               <w:rPr>
-                <w:rFonts w:ascii="Liberation Serif" w:hAnsi="Liberation Serif"/>
-                <w:b w:val="false"/>
-                <w:bCs w:val="false"/>
-              </w:rPr>
-            </w:pPr>
-            <w:r>
-              <w:rPr>
-                <w:b w:val="false"/>
-                <w:bCs w:val="false"/>
-              </w:rPr>
-            </w:r>
-          </w:p>
-        </w:tc>
-        <w:tc>
-          <w:tcPr>
-            <w:tcW w:w="780" w:type="dxa"/>
+                <w:rFonts w:ascii="Times New Roman" w:hAnsi="Times New Roman"/>
+                <w:b w:val="false"/>
+                <w:bCs w:val="false"/>
+                <w:sz w:val="24"/>
+                <w:szCs w:val="24"/>
+              </w:rPr>
+            </w:pPr>
+            <w:r>
+              <w:rPr>
+                <w:rFonts w:ascii="Times New Roman" w:hAnsi="Times New Roman"/>
+                <w:b w:val="false"/>
+                <w:bCs w:val="false"/>
+                <w:sz w:val="24"/>
+                <w:szCs w:val="24"/>
+              </w:rPr>
+            </w:r>
+          </w:p>
+        </w:tc>
+        <w:tc>
+          <w:tcPr>
+            <w:tcW w:w="781" w:type="dxa"/>
             <w:tcBorders>
               <w:left w:val="single" w:sz="8" w:space="0" w:color="000000"/>
               <w:bottom w:val="single" w:sz="8" w:space="0" w:color="000000"/>
@@ -1167,22 +1202,27 @@
               <w:bidi w:val="0"/>
               <w:jc w:val="center"/>
               <w:rPr>
-                <w:rFonts w:ascii="Liberation Serif" w:hAnsi="Liberation Serif"/>
-                <w:b w:val="false"/>
-                <w:bCs w:val="false"/>
-              </w:rPr>
-            </w:pPr>
-            <w:r>
-              <w:rPr>
-                <w:b w:val="false"/>
-                <w:bCs w:val="false"/>
-              </w:rPr>
-            </w:r>
-          </w:p>
-        </w:tc>
-        <w:tc>
-          <w:tcPr>
-            <w:tcW w:w="1586" w:type="dxa"/>
+                <w:rFonts w:ascii="Times New Roman" w:hAnsi="Times New Roman"/>
+                <w:b w:val="false"/>
+                <w:bCs w:val="false"/>
+                <w:sz w:val="24"/>
+                <w:szCs w:val="24"/>
+              </w:rPr>
+            </w:pPr>
+            <w:r>
+              <w:rPr>
+                <w:rFonts w:ascii="Times New Roman" w:hAnsi="Times New Roman"/>
+                <w:b w:val="false"/>
+                <w:bCs w:val="false"/>
+                <w:sz w:val="24"/>
+                <w:szCs w:val="24"/>
+              </w:rPr>
+            </w:r>
+          </w:p>
+        </w:tc>
+        <w:tc>
+          <w:tcPr>
+            <w:tcW w:w="1585" w:type="dxa"/>
             <w:tcBorders>
               <w:left w:val="single" w:sz="8" w:space="0" w:color="000000"/>
               <w:bottom w:val="single" w:sz="8" w:space="0" w:color="000000"/>
@@ -1215,30 +1255,32 @@
                 <w:strike w:val="false"/>
                 <w:dstrike w:val="false"/>
                 <w:color w:val="000000"/>
-                <w:sz w:val="22"/>
-                <w:u w:val="none"/>
-                <w:effect w:val="none"/>
-              </w:rPr>
-            </w:pPr>
-            <w:r>
-              <w:rPr>
-                <w:rFonts w:ascii="Times New Roman" w:hAnsi="Times New Roman"/>
-                <w:b w:val="false"/>
-                <w:bCs w:val="false"/>
-                <w:i w:val="false"/>
-                <w:strike w:val="false"/>
-                <w:dstrike w:val="false"/>
-                <w:color w:val="000000"/>
-                <w:sz w:val="22"/>
-                <w:u w:val="none"/>
-                <w:effect w:val="none"/>
-              </w:rPr>
-            </w:r>
-          </w:p>
-        </w:tc>
-        <w:tc>
-          <w:tcPr>
-            <w:tcW w:w="1492" w:type="dxa"/>
+                <w:sz w:val="24"/>
+                <w:szCs w:val="24"/>
+                <w:u w:val="none"/>
+                <w:effect w:val="none"/>
+              </w:rPr>
+            </w:pPr>
+            <w:r>
+              <w:rPr>
+                <w:rFonts w:ascii="Times New Roman" w:hAnsi="Times New Roman"/>
+                <w:b w:val="false"/>
+                <w:bCs w:val="false"/>
+                <w:i w:val="false"/>
+                <w:strike w:val="false"/>
+                <w:dstrike w:val="false"/>
+                <w:color w:val="000000"/>
+                <w:sz w:val="24"/>
+                <w:szCs w:val="24"/>
+                <w:u w:val="none"/>
+                <w:effect w:val="none"/>
+              </w:rPr>
+            </w:r>
+          </w:p>
+        </w:tc>
+        <w:tc>
+          <w:tcPr>
+            <w:tcW w:w="935" w:type="dxa"/>
             <w:tcBorders>
               <w:left w:val="single" w:sz="8" w:space="0" w:color="000000"/>
               <w:bottom w:val="single" w:sz="8" w:space="0" w:color="000000"/>
@@ -1272,21 +1314,23 @@
                 <w:strike w:val="false"/>
                 <w:dstrike w:val="false"/>
                 <w:color w:val="000000"/>
-                <w:sz w:val="22"/>
-                <w:u w:val="none"/>
-                <w:effect w:val="none"/>
-              </w:rPr>
-            </w:pPr>
-            <w:r>
-              <w:rPr>
-                <w:rFonts w:ascii="Times New Roman" w:hAnsi="Times New Roman"/>
-                <w:b w:val="false"/>
-                <w:bCs w:val="false"/>
-                <w:i w:val="false"/>
-                <w:strike w:val="false"/>
-                <w:dstrike w:val="false"/>
-                <w:color w:val="000000"/>
-                <w:sz w:val="22"/>
+                <w:sz w:val="24"/>
+                <w:szCs w:val="24"/>
+                <w:u w:val="none"/>
+                <w:effect w:val="none"/>
+              </w:rPr>
+            </w:pPr>
+            <w:r>
+              <w:rPr>
+                <w:rFonts w:ascii="Times New Roman" w:hAnsi="Times New Roman"/>
+                <w:b w:val="false"/>
+                <w:bCs w:val="false"/>
+                <w:i w:val="false"/>
+                <w:strike w:val="false"/>
+                <w:dstrike w:val="false"/>
+                <w:color w:val="000000"/>
+                <w:sz w:val="24"/>
+                <w:szCs w:val="24"/>
                 <w:u w:val="none"/>
                 <w:effect w:val="none"/>
               </w:rPr>
@@ -1298,7 +1342,7 @@
         <w:trPr/>
         <w:tc>
           <w:tcPr>
-            <w:tcW w:w="4286" w:type="dxa"/>
+            <w:tcW w:w="4285" w:type="dxa"/>
             <w:gridSpan w:val="3"/>
             <w:tcBorders>
               <w:left w:val="single" w:sz="8" w:space="0" w:color="000000"/>
@@ -1325,28 +1369,23 @@
               <w:jc w:val="center"/>
               <w:rPr>
                 <w:rFonts w:ascii="Times New Roman" w:hAnsi="Times New Roman"/>
-                <w:b w:val="false"/>
-                <w:bCs w:val="false"/>
-                <w:i w:val="false"/>
-                <w:i w:val="false"/>
-                <w:strike w:val="false"/>
-                <w:dstrike w:val="false"/>
-                <w:color w:val="000000"/>
-                <w:sz w:val="22"/>
-                <w:u w:val="none"/>
-                <w:effect w:val="none"/>
-              </w:rPr>
-            </w:pPr>
-            <w:r>
-              <w:rPr>
-                <w:rFonts w:ascii="Times New Roman" w:hAnsi="Times New Roman"/>
-                <w:b w:val="false"/>
-                <w:bCs w:val="false"/>
-                <w:i w:val="false"/>
-                <w:strike w:val="false"/>
-                <w:dstrike w:val="false"/>
-                <w:color w:val="000000"/>
-                <w:sz w:val="22"/>
+                <w:b/>
+                <w:bCs/>
+                <w:sz w:val="24"/>
+                <w:szCs w:val="24"/>
+              </w:rPr>
+            </w:pPr>
+            <w:r>
+              <w:rPr>
+                <w:rFonts w:ascii="Times New Roman" w:hAnsi="Times New Roman"/>
+                <w:b/>
+                <w:bCs/>
+                <w:i w:val="false"/>
+                <w:strike w:val="false"/>
+                <w:dstrike w:val="false"/>
+                <w:color w:val="000000"/>
+                <w:sz w:val="24"/>
+                <w:szCs w:val="24"/>
                 <w:u w:val="none"/>
                 <w:effect w:val="none"/>
               </w:rPr>
@@ -1356,7 +1395,7 @@
         </w:tc>
         <w:tc>
           <w:tcPr>
-            <w:tcW w:w="619" w:type="dxa"/>
+            <w:tcW w:w="620" w:type="dxa"/>
             <w:tcBorders>
               <w:left w:val="single" w:sz="8" w:space="0" w:color="000000"/>
               <w:bottom w:val="single" w:sz="8" w:space="0" w:color="000000"/>
@@ -1378,22 +1417,27 @@
               <w:bidi w:val="0"/>
               <w:jc w:val="center"/>
               <w:rPr>
-                <w:rFonts w:ascii="Liberation Serif" w:hAnsi="Liberation Serif"/>
-                <w:b w:val="false"/>
-                <w:bCs w:val="false"/>
-              </w:rPr>
-            </w:pPr>
-            <w:r>
-              <w:rPr>
-                <w:b w:val="false"/>
-                <w:bCs w:val="false"/>
-              </w:rPr>
-            </w:r>
-          </w:p>
-        </w:tc>
-        <w:tc>
-          <w:tcPr>
-            <w:tcW w:w="870" w:type="dxa"/>
+                <w:rFonts w:ascii="Times New Roman" w:hAnsi="Times New Roman"/>
+                <w:b w:val="false"/>
+                <w:bCs w:val="false"/>
+                <w:sz w:val="24"/>
+                <w:szCs w:val="24"/>
+              </w:rPr>
+            </w:pPr>
+            <w:r>
+              <w:rPr>
+                <w:rFonts w:ascii="Times New Roman" w:hAnsi="Times New Roman"/>
+                <w:b w:val="false"/>
+                <w:bCs w:val="false"/>
+                <w:sz w:val="24"/>
+                <w:szCs w:val="24"/>
+              </w:rPr>
+            </w:r>
+          </w:p>
+        </w:tc>
+        <w:tc>
+          <w:tcPr>
+            <w:tcW w:w="869" w:type="dxa"/>
             <w:tcBorders>
               <w:left w:val="single" w:sz="8" w:space="0" w:color="000000"/>
               <w:bottom w:val="single" w:sz="8" w:space="0" w:color="000000"/>
@@ -1415,22 +1459,27 @@
               <w:bidi w:val="0"/>
               <w:jc w:val="center"/>
               <w:rPr>
-                <w:rFonts w:ascii="Liberation Serif" w:hAnsi="Liberation Serif"/>
-                <w:b w:val="false"/>
-                <w:bCs w:val="false"/>
-              </w:rPr>
-            </w:pPr>
-            <w:r>
-              <w:rPr>
-                <w:b w:val="false"/>
-                <w:bCs w:val="false"/>
-              </w:rPr>
-            </w:r>
-          </w:p>
-        </w:tc>
-        <w:tc>
-          <w:tcPr>
-            <w:tcW w:w="780" w:type="dxa"/>
+                <w:rFonts w:ascii="Times New Roman" w:hAnsi="Times New Roman"/>
+                <w:b w:val="false"/>
+                <w:bCs w:val="false"/>
+                <w:sz w:val="24"/>
+                <w:szCs w:val="24"/>
+              </w:rPr>
+            </w:pPr>
+            <w:r>
+              <w:rPr>
+                <w:rFonts w:ascii="Times New Roman" w:hAnsi="Times New Roman"/>
+                <w:b w:val="false"/>
+                <w:bCs w:val="false"/>
+                <w:sz w:val="24"/>
+                <w:szCs w:val="24"/>
+              </w:rPr>
+            </w:r>
+          </w:p>
+        </w:tc>
+        <w:tc>
+          <w:tcPr>
+            <w:tcW w:w="781" w:type="dxa"/>
             <w:tcBorders>
               <w:left w:val="single" w:sz="8" w:space="0" w:color="000000"/>
               <w:bottom w:val="single" w:sz="8" w:space="0" w:color="000000"/>
@@ -1452,22 +1501,27 @@
               <w:bidi w:val="0"/>
               <w:jc w:val="center"/>
               <w:rPr>
-                <w:rFonts w:ascii="Liberation Serif" w:hAnsi="Liberation Serif"/>
-                <w:b w:val="false"/>
-                <w:bCs w:val="false"/>
-              </w:rPr>
-            </w:pPr>
-            <w:r>
-              <w:rPr>
-                <w:b w:val="false"/>
-                <w:bCs w:val="false"/>
-              </w:rPr>
-            </w:r>
-          </w:p>
-        </w:tc>
-        <w:tc>
-          <w:tcPr>
-            <w:tcW w:w="1586" w:type="dxa"/>
+                <w:rFonts w:ascii="Times New Roman" w:hAnsi="Times New Roman"/>
+                <w:b w:val="false"/>
+                <w:bCs w:val="false"/>
+                <w:sz w:val="24"/>
+                <w:szCs w:val="24"/>
+              </w:rPr>
+            </w:pPr>
+            <w:r>
+              <w:rPr>
+                <w:rFonts w:ascii="Times New Roman" w:hAnsi="Times New Roman"/>
+                <w:b w:val="false"/>
+                <w:bCs w:val="false"/>
+                <w:sz w:val="24"/>
+                <w:szCs w:val="24"/>
+              </w:rPr>
+            </w:r>
+          </w:p>
+        </w:tc>
+        <w:tc>
+          <w:tcPr>
+            <w:tcW w:w="1585" w:type="dxa"/>
             <w:tcBorders>
               <w:left w:val="single" w:sz="8" w:space="0" w:color="000000"/>
               <w:bottom w:val="single" w:sz="8" w:space="0" w:color="000000"/>
@@ -1500,30 +1554,32 @@
                 <w:strike w:val="false"/>
                 <w:dstrike w:val="false"/>
                 <w:color w:val="000000"/>
-                <w:sz w:val="22"/>
-                <w:u w:val="none"/>
-                <w:effect w:val="none"/>
-              </w:rPr>
-            </w:pPr>
-            <w:r>
-              <w:rPr>
-                <w:rFonts w:ascii="Times New Roman" w:hAnsi="Times New Roman"/>
-                <w:b w:val="false"/>
-                <w:bCs w:val="false"/>
-                <w:i w:val="false"/>
-                <w:strike w:val="false"/>
-                <w:dstrike w:val="false"/>
-                <w:color w:val="000000"/>
-                <w:sz w:val="22"/>
-                <w:u w:val="none"/>
-                <w:effect w:val="none"/>
-              </w:rPr>
-            </w:r>
-          </w:p>
-        </w:tc>
-        <w:tc>
-          <w:tcPr>
-            <w:tcW w:w="1492" w:type="dxa"/>
+                <w:sz w:val="24"/>
+                <w:szCs w:val="24"/>
+                <w:u w:val="none"/>
+                <w:effect w:val="none"/>
+              </w:rPr>
+            </w:pPr>
+            <w:r>
+              <w:rPr>
+                <w:rFonts w:ascii="Times New Roman" w:hAnsi="Times New Roman"/>
+                <w:b w:val="false"/>
+                <w:bCs w:val="false"/>
+                <w:i w:val="false"/>
+                <w:strike w:val="false"/>
+                <w:dstrike w:val="false"/>
+                <w:color w:val="000000"/>
+                <w:sz w:val="24"/>
+                <w:szCs w:val="24"/>
+                <w:u w:val="none"/>
+                <w:effect w:val="none"/>
+              </w:rPr>
+            </w:r>
+          </w:p>
+        </w:tc>
+        <w:tc>
+          <w:tcPr>
+            <w:tcW w:w="935" w:type="dxa"/>
             <w:tcBorders>
               <w:left w:val="single" w:sz="8" w:space="0" w:color="000000"/>
               <w:bottom w:val="single" w:sz="8" w:space="0" w:color="000000"/>
@@ -1557,21 +1613,23 @@
                 <w:strike w:val="false"/>
                 <w:dstrike w:val="false"/>
                 <w:color w:val="000000"/>
-                <w:sz w:val="22"/>
-                <w:u w:val="none"/>
-                <w:effect w:val="none"/>
-              </w:rPr>
-            </w:pPr>
-            <w:r>
-              <w:rPr>
-                <w:rFonts w:ascii="Times New Roman" w:hAnsi="Times New Roman"/>
-                <w:b w:val="false"/>
-                <w:bCs w:val="false"/>
-                <w:i w:val="false"/>
-                <w:strike w:val="false"/>
-                <w:dstrike w:val="false"/>
-                <w:color w:val="000000"/>
-                <w:sz w:val="22"/>
+                <w:sz w:val="24"/>
+                <w:szCs w:val="24"/>
+                <w:u w:val="none"/>
+                <w:effect w:val="none"/>
+              </w:rPr>
+            </w:pPr>
+            <w:r>
+              <w:rPr>
+                <w:rFonts w:ascii="Times New Roman" w:hAnsi="Times New Roman"/>
+                <w:b w:val="false"/>
+                <w:bCs w:val="false"/>
+                <w:i w:val="false"/>
+                <w:strike w:val="false"/>
+                <w:dstrike w:val="false"/>
+                <w:color w:val="000000"/>
+                <w:sz w:val="24"/>
+                <w:szCs w:val="24"/>
                 <w:u w:val="none"/>
                 <w:effect w:val="none"/>
               </w:rPr>
@@ -1631,7 +1689,7 @@
     <w:sectPr>
       <w:type w:val="nextPage"/>
       <w:pgSz w:w="11906" w:h="16838"/>
-      <w:pgMar w:left="1134" w:right="1134" w:gutter="0" w:header="0" w:top="1134" w:footer="0" w:bottom="1134"/>
+      <w:pgMar w:left="1701" w:right="1134" w:gutter="0" w:header="0" w:top="1701" w:footer="0" w:bottom="1134"/>
       <w:pgNumType w:fmt="decimal"/>
       <w:formProt w:val="false"/>
       <w:textDirection w:val="lrTb"/>

--- a/src/main/resources/tabela_matriz_curricular.docx
+++ b/src/main/resources/tabela_matriz_curricular.docx
@@ -16,14 +16,14 @@
         </w:tblCellMar>
       </w:tblPr>
       <w:tblGrid>
-        <w:gridCol w:w="1170"/>
-        <w:gridCol w:w="1691"/>
-        <w:gridCol w:w="1424"/>
-        <w:gridCol w:w="620"/>
-        <w:gridCol w:w="869"/>
-        <w:gridCol w:w="781"/>
-        <w:gridCol w:w="1585"/>
-        <w:gridCol w:w="935"/>
+        <w:gridCol w:w="1065"/>
+        <w:gridCol w:w="1650"/>
+        <w:gridCol w:w="1080"/>
+        <w:gridCol w:w="915"/>
+        <w:gridCol w:w="795"/>
+        <w:gridCol w:w="795"/>
+        <w:gridCol w:w="1290"/>
+        <w:gridCol w:w="1485"/>
       </w:tblGrid>
       <w:tr>
         <w:trPr>
@@ -101,7 +101,7 @@
         </w:trPr>
         <w:tc>
           <w:tcPr>
-            <w:tcW w:w="1170" w:type="dxa"/>
+            <w:tcW w:w="1065" w:type="dxa"/>
             <w:vMerge w:val="restart"/>
             <w:tcBorders>
               <w:left w:val="single" w:sz="8" w:space="0" w:color="000000"/>
@@ -184,7 +184,7 @@
         </w:tc>
         <w:tc>
           <w:tcPr>
-            <w:tcW w:w="1691" w:type="dxa"/>
+            <w:tcW w:w="1650" w:type="dxa"/>
             <w:vMerge w:val="restart"/>
             <w:tcBorders>
               <w:left w:val="single" w:sz="8" w:space="0" w:color="000000"/>
@@ -269,7 +269,7 @@
         </w:tc>
         <w:tc>
           <w:tcPr>
-            <w:tcW w:w="1424" w:type="dxa"/>
+            <w:tcW w:w="1080" w:type="dxa"/>
             <w:vMerge w:val="restart"/>
             <w:tcBorders>
               <w:left w:val="single" w:sz="8" w:space="0" w:color="000000"/>
@@ -352,7 +352,7 @@
         </w:tc>
         <w:tc>
           <w:tcPr>
-            <w:tcW w:w="2270" w:type="dxa"/>
+            <w:tcW w:w="2505" w:type="dxa"/>
             <w:gridSpan w:val="3"/>
             <w:tcBorders>
               <w:left w:val="single" w:sz="8" w:space="0" w:color="000000"/>
@@ -391,7 +391,7 @@
         </w:tc>
         <w:tc>
           <w:tcPr>
-            <w:tcW w:w="1585" w:type="dxa"/>
+            <w:tcW w:w="1290" w:type="dxa"/>
             <w:vMerge w:val="restart"/>
             <w:tcBorders>
               <w:left w:val="single" w:sz="8" w:space="0" w:color="000000"/>
@@ -474,7 +474,7 @@
         </w:tc>
         <w:tc>
           <w:tcPr>
-            <w:tcW w:w="935" w:type="dxa"/>
+            <w:tcW w:w="1485" w:type="dxa"/>
             <w:vMerge w:val="restart"/>
             <w:tcBorders>
               <w:left w:val="single" w:sz="8" w:space="0" w:color="000000"/>
@@ -517,7 +517,7 @@
         <w:trPr/>
         <w:tc>
           <w:tcPr>
-            <w:tcW w:w="1170" w:type="dxa"/>
+            <w:tcW w:w="1065" w:type="dxa"/>
             <w:vMerge w:val="continue"/>
             <w:tcBorders>
               <w:left w:val="single" w:sz="8" w:space="0" w:color="000000"/>
@@ -574,7 +574,7 @@
         </w:tc>
         <w:tc>
           <w:tcPr>
-            <w:tcW w:w="1691" w:type="dxa"/>
+            <w:tcW w:w="1650" w:type="dxa"/>
             <w:vMerge w:val="continue"/>
             <w:tcBorders>
               <w:left w:val="single" w:sz="8" w:space="0" w:color="000000"/>
@@ -631,7 +631,7 @@
         </w:tc>
         <w:tc>
           <w:tcPr>
-            <w:tcW w:w="1424" w:type="dxa"/>
+            <w:tcW w:w="1080" w:type="dxa"/>
             <w:vMerge w:val="continue"/>
             <w:tcBorders>
               <w:left w:val="single" w:sz="8" w:space="0" w:color="000000"/>
@@ -688,7 +688,7 @@
         </w:tc>
         <w:tc>
           <w:tcPr>
-            <w:tcW w:w="620" w:type="dxa"/>
+            <w:tcW w:w="915" w:type="dxa"/>
             <w:tcBorders>
               <w:left w:val="single" w:sz="8" w:space="0" w:color="000000"/>
               <w:bottom w:val="single" w:sz="8" w:space="0" w:color="000000"/>
@@ -726,7 +726,7 @@
         </w:tc>
         <w:tc>
           <w:tcPr>
-            <w:tcW w:w="869" w:type="dxa"/>
+            <w:tcW w:w="795" w:type="dxa"/>
             <w:tcBorders>
               <w:left w:val="single" w:sz="8" w:space="0" w:color="000000"/>
               <w:bottom w:val="single" w:sz="8" w:space="0" w:color="000000"/>
@@ -764,7 +764,7 @@
         </w:tc>
         <w:tc>
           <w:tcPr>
-            <w:tcW w:w="781" w:type="dxa"/>
+            <w:tcW w:w="795" w:type="dxa"/>
             <w:tcBorders>
               <w:left w:val="single" w:sz="8" w:space="0" w:color="000000"/>
               <w:bottom w:val="single" w:sz="8" w:space="0" w:color="000000"/>
@@ -804,7 +804,7 @@
         </w:tc>
         <w:tc>
           <w:tcPr>
-            <w:tcW w:w="1585" w:type="dxa"/>
+            <w:tcW w:w="1290" w:type="dxa"/>
             <w:vMerge w:val="continue"/>
             <w:tcBorders>
               <w:left w:val="single" w:sz="8" w:space="0" w:color="000000"/>
@@ -861,7 +861,7 @@
         </w:tc>
         <w:tc>
           <w:tcPr>
-            <w:tcW w:w="935" w:type="dxa"/>
+            <w:tcW w:w="1485" w:type="dxa"/>
             <w:vMerge w:val="continue"/>
             <w:tcBorders>
               <w:left w:val="single" w:sz="8" w:space="0" w:color="000000"/>
@@ -922,7 +922,7 @@
         <w:trPr/>
         <w:tc>
           <w:tcPr>
-            <w:tcW w:w="1170" w:type="dxa"/>
+            <w:tcW w:w="1065" w:type="dxa"/>
             <w:tcBorders>
               <w:left w:val="single" w:sz="8" w:space="0" w:color="000000"/>
               <w:bottom w:val="single" w:sz="8" w:space="0" w:color="000000"/>
@@ -980,7 +980,7 @@
         </w:tc>
         <w:tc>
           <w:tcPr>
-            <w:tcW w:w="1691" w:type="dxa"/>
+            <w:tcW w:w="1650" w:type="dxa"/>
             <w:tcBorders>
               <w:left w:val="single" w:sz="8" w:space="0" w:color="000000"/>
               <w:bottom w:val="single" w:sz="8" w:space="0" w:color="000000"/>
@@ -1038,7 +1038,7 @@
         </w:tc>
         <w:tc>
           <w:tcPr>
-            <w:tcW w:w="1424" w:type="dxa"/>
+            <w:tcW w:w="1080" w:type="dxa"/>
             <w:tcBorders>
               <w:left w:val="single" w:sz="8" w:space="0" w:color="000000"/>
               <w:bottom w:val="single" w:sz="8" w:space="0" w:color="000000"/>
@@ -1096,7 +1096,7 @@
         </w:tc>
         <w:tc>
           <w:tcPr>
-            <w:tcW w:w="620" w:type="dxa"/>
+            <w:tcW w:w="915" w:type="dxa"/>
             <w:tcBorders>
               <w:left w:val="single" w:sz="8" w:space="0" w:color="000000"/>
               <w:bottom w:val="single" w:sz="8" w:space="0" w:color="000000"/>
@@ -1138,7 +1138,7 @@
         </w:tc>
         <w:tc>
           <w:tcPr>
-            <w:tcW w:w="869" w:type="dxa"/>
+            <w:tcW w:w="795" w:type="dxa"/>
             <w:tcBorders>
               <w:left w:val="single" w:sz="8" w:space="0" w:color="000000"/>
               <w:bottom w:val="single" w:sz="8" w:space="0" w:color="000000"/>
@@ -1180,7 +1180,7 @@
         </w:tc>
         <w:tc>
           <w:tcPr>
-            <w:tcW w:w="781" w:type="dxa"/>
+            <w:tcW w:w="795" w:type="dxa"/>
             <w:tcBorders>
               <w:left w:val="single" w:sz="8" w:space="0" w:color="000000"/>
               <w:bottom w:val="single" w:sz="8" w:space="0" w:color="000000"/>
@@ -1222,7 +1222,7 @@
         </w:tc>
         <w:tc>
           <w:tcPr>
-            <w:tcW w:w="1585" w:type="dxa"/>
+            <w:tcW w:w="1290" w:type="dxa"/>
             <w:tcBorders>
               <w:left w:val="single" w:sz="8" w:space="0" w:color="000000"/>
               <w:bottom w:val="single" w:sz="8" w:space="0" w:color="000000"/>
@@ -1280,7 +1280,7 @@
         </w:tc>
         <w:tc>
           <w:tcPr>
-            <w:tcW w:w="935" w:type="dxa"/>
+            <w:tcW w:w="1485" w:type="dxa"/>
             <w:tcBorders>
               <w:left w:val="single" w:sz="8" w:space="0" w:color="000000"/>
               <w:bottom w:val="single" w:sz="8" w:space="0" w:color="000000"/>
@@ -1342,7 +1342,7 @@
         <w:trPr/>
         <w:tc>
           <w:tcPr>
-            <w:tcW w:w="4285" w:type="dxa"/>
+            <w:tcW w:w="3795" w:type="dxa"/>
             <w:gridSpan w:val="3"/>
             <w:tcBorders>
               <w:left w:val="single" w:sz="8" w:space="0" w:color="000000"/>
@@ -1395,7 +1395,7 @@
         </w:tc>
         <w:tc>
           <w:tcPr>
-            <w:tcW w:w="620" w:type="dxa"/>
+            <w:tcW w:w="915" w:type="dxa"/>
             <w:tcBorders>
               <w:left w:val="single" w:sz="8" w:space="0" w:color="000000"/>
               <w:bottom w:val="single" w:sz="8" w:space="0" w:color="000000"/>
@@ -1437,7 +1437,7 @@
         </w:tc>
         <w:tc>
           <w:tcPr>
-            <w:tcW w:w="869" w:type="dxa"/>
+            <w:tcW w:w="795" w:type="dxa"/>
             <w:tcBorders>
               <w:left w:val="single" w:sz="8" w:space="0" w:color="000000"/>
               <w:bottom w:val="single" w:sz="8" w:space="0" w:color="000000"/>
@@ -1479,7 +1479,7 @@
         </w:tc>
         <w:tc>
           <w:tcPr>
-            <w:tcW w:w="781" w:type="dxa"/>
+            <w:tcW w:w="795" w:type="dxa"/>
             <w:tcBorders>
               <w:left w:val="single" w:sz="8" w:space="0" w:color="000000"/>
               <w:bottom w:val="single" w:sz="8" w:space="0" w:color="000000"/>
@@ -1521,7 +1521,7 @@
         </w:tc>
         <w:tc>
           <w:tcPr>
-            <w:tcW w:w="1585" w:type="dxa"/>
+            <w:tcW w:w="1290" w:type="dxa"/>
             <w:tcBorders>
               <w:left w:val="single" w:sz="8" w:space="0" w:color="000000"/>
               <w:bottom w:val="single" w:sz="8" w:space="0" w:color="000000"/>
@@ -1579,7 +1579,7 @@
         </w:tc>
         <w:tc>
           <w:tcPr>
-            <w:tcW w:w="935" w:type="dxa"/>
+            <w:tcW w:w="1485" w:type="dxa"/>
             <w:tcBorders>
               <w:left w:val="single" w:sz="8" w:space="0" w:color="000000"/>
               <w:bottom w:val="single" w:sz="8" w:space="0" w:color="000000"/>
